--- a/КИСП/ЛР12_ЛаврешинКИСП.docx
+++ b/КИСП/ЛР12_ЛаврешинКИСП.docx
@@ -1,6 +1,6 @@
 
 <file path=word/document.xml><?xml version="1.0" encoding="utf-8"?>
-<w:document xmlns:wpc="http://schemas.microsoft.com/office/word/2010/wordprocessingCanvas" xmlns:cx="http://schemas.microsoft.com/office/drawing/2014/chartex" xmlns:cx1="http://schemas.microsoft.com/office/drawing/2015/9/8/chartex" xmlns:cx2="http://schemas.microsoft.com/office/drawing/2015/10/21/chartex" xmlns:cx3="http://schemas.microsoft.com/office/drawing/2016/5/9/chartex" xmlns:cx4="http://schemas.microsoft.com/office/drawing/2016/5/10/chartex" xmlns:cx5="http://schemas.microsoft.com/office/drawing/2016/5/11/chartex" xmlns:cx6="http://schemas.microsoft.com/office/drawing/2016/5/12/chartex" xmlns:cx7="http://schemas.microsoft.com/office/drawing/2016/5/13/chartex" xmlns:cx8="http://schemas.microsoft.com/office/drawing/2016/5/14/chartex" xmlns:mc="http://schemas.openxmlformats.org/markup-compatibility/2006" xmlns:aink="http://schemas.microsoft.com/office/drawing/2016/ink" xmlns:am3d="http://schemas.microsoft.com/office/drawing/2017/model3d" xmlns:o="urn:schemas-microsoft-com:office:office" xmlns:oel="http://schemas.microsoft.com/office/2019/extlst" xmlns:r="http://schemas.openxmlformats.org/officeDocument/2006/relationships" xmlns:m="http://schemas.openxmlformats.org/officeDocument/2006/math" xmlns:v="urn:schemas-microsoft-com:vml" xmlns:wp14="http://schemas.microsoft.com/office/word/2010/wordprocessingDrawing" xmlns:wp="http://schemas.openxmlformats.org/drawingml/2006/wordprocessingDrawing" xmlns:w10="urn:schemas-microsoft-com:office:word" xmlns:w="http://schemas.openxmlformats.org/wordprocessingml/2006/main" xmlns:w14="http://schemas.microsoft.com/office/word/2010/wordml" xmlns:w15="http://schemas.microsoft.com/office/word/2012/wordml" xmlns:w16cex="http://schemas.microsoft.com/office/word/2018/wordml/cex" xmlns:w16cid="http://schemas.microsoft.com/office/word/2016/wordml/cid" xmlns:w16="http://schemas.microsoft.com/office/word/2018/wordml" xmlns:w16sdtdh="http://schemas.microsoft.com/office/word/2020/wordml/sdtdatahash" xmlns:w16se="http://schemas.microsoft.com/office/word/2015/wordml/symex" xmlns:wpg="http://schemas.microsoft.com/office/word/2010/wordprocessingGroup" xmlns:wpi="http://schemas.microsoft.com/office/word/2010/wordprocessingInk" xmlns:wne="http://schemas.microsoft.com/office/word/2006/wordml" xmlns:wps="http://schemas.microsoft.com/office/word/2010/wordprocessingShape" mc:Ignorable="w14 w15 w16se w16cid w16 w16cex w16sdtdh wp14">
+<w:document xmlns:wpc="http://schemas.microsoft.com/office/word/2010/wordprocessingCanvas" xmlns:cx="http://schemas.microsoft.com/office/drawing/2014/chartex" xmlns:cx1="http://schemas.microsoft.com/office/drawing/2015/9/8/chartex" xmlns:cx2="http://schemas.microsoft.com/office/drawing/2015/10/21/chartex" xmlns:cx3="http://schemas.microsoft.com/office/drawing/2016/5/9/chartex" xmlns:cx4="http://schemas.microsoft.com/office/drawing/2016/5/10/chartex" xmlns:cx5="http://schemas.microsoft.com/office/drawing/2016/5/11/chartex" xmlns:cx6="http://schemas.microsoft.com/office/drawing/2016/5/12/chartex" xmlns:cx7="http://schemas.microsoft.com/office/drawing/2016/5/13/chartex" xmlns:cx8="http://schemas.microsoft.com/office/drawing/2016/5/14/chartex" xmlns:mc="http://schemas.openxmlformats.org/markup-compatibility/2006" xmlns:aink="http://schemas.microsoft.com/office/drawing/2016/ink" xmlns:am3d="http://schemas.microsoft.com/office/drawing/2017/model3d" xmlns:o="urn:schemas-microsoft-com:office:office" xmlns:r="http://schemas.openxmlformats.org/officeDocument/2006/relationships" xmlns:m="http://schemas.openxmlformats.org/officeDocument/2006/math" xmlns:v="urn:schemas-microsoft-com:vml" xmlns:wp14="http://schemas.microsoft.com/office/word/2010/wordprocessingDrawing" xmlns:wp="http://schemas.openxmlformats.org/drawingml/2006/wordprocessingDrawing" xmlns:w10="urn:schemas-microsoft-com:office:word" xmlns:w="http://schemas.openxmlformats.org/wordprocessingml/2006/main" xmlns:w14="http://schemas.microsoft.com/office/word/2010/wordml" xmlns:w15="http://schemas.microsoft.com/office/word/2012/wordml" xmlns:w16cex="http://schemas.microsoft.com/office/word/2018/wordml/cex" xmlns:w16cid="http://schemas.microsoft.com/office/word/2016/wordml/cid" xmlns:w16="http://schemas.microsoft.com/office/word/2018/wordml" xmlns:w16sdtdh="http://schemas.microsoft.com/office/word/2020/wordml/sdtdatahash" xmlns:w16se="http://schemas.microsoft.com/office/word/2015/wordml/symex" xmlns:wpg="http://schemas.microsoft.com/office/word/2010/wordprocessingGroup" xmlns:wpi="http://schemas.microsoft.com/office/word/2010/wordprocessingInk" xmlns:wne="http://schemas.microsoft.com/office/word/2006/wordml" xmlns:wps="http://schemas.microsoft.com/office/word/2010/wordprocessingShape" mc:Ignorable="w14 w15 w16se w16cid w16 w16cex w16sdtdh wp14">
   <w:body>
     <w:p>
       <w:pPr>
@@ -238,16 +238,8 @@
               <w:rPr>
                 <w:rFonts w:ascii="Times New Roman" w:hAnsi="Times New Roman" w:cs="Times New Roman"/>
               </w:rPr>
-              <w:t xml:space="preserve">доцент, </w:t>
-            </w:r>
-            <w:proofErr w:type="spellStart"/>
-            <w:r>
-              <w:rPr>
-                <w:rFonts w:ascii="Times New Roman" w:hAnsi="Times New Roman" w:cs="Times New Roman"/>
-              </w:rPr>
-              <w:t>канд</w:t>
-            </w:r>
-            <w:proofErr w:type="spellEnd"/>
+              <w:t>доцент, канд</w:t>
+            </w:r>
             <w:r>
               <w:rPr>
                 <w:rFonts w:ascii="Times New Roman" w:hAnsi="Times New Roman" w:cs="Times New Roman"/>
@@ -1541,7 +1533,63 @@
           <w:sz w:val="28"/>
           <w:szCs w:val="28"/>
         </w:rPr>
-        <w:t>Для первого задания на необходимо было реализовать алгоритм расчета премий, учитывая невыходы и прогулы. Результат показан на рисунке 1</w:t>
+        <w:t>Для первого задания на необходимо было реализовать алгоритм расчета премий, учитывая невыходы и прогулы. Результат</w:t>
+      </w:r>
+      <w:r>
+        <w:rPr>
+          <w:color w:val="000000"/>
+          <w:sz w:val="28"/>
+          <w:szCs w:val="28"/>
+        </w:rPr>
+        <w:t>ы</w:t>
+      </w:r>
+      <w:r>
+        <w:rPr>
+          <w:color w:val="000000"/>
+          <w:sz w:val="28"/>
+          <w:szCs w:val="28"/>
+        </w:rPr>
+        <w:t xml:space="preserve"> показан</w:t>
+      </w:r>
+      <w:r>
+        <w:rPr>
+          <w:color w:val="000000"/>
+          <w:sz w:val="28"/>
+          <w:szCs w:val="28"/>
+        </w:rPr>
+        <w:t>ы</w:t>
+      </w:r>
+      <w:r>
+        <w:rPr>
+          <w:color w:val="000000"/>
+          <w:sz w:val="28"/>
+          <w:szCs w:val="28"/>
+        </w:rPr>
+        <w:t xml:space="preserve"> на рисунк</w:t>
+      </w:r>
+      <w:r>
+        <w:rPr>
+          <w:color w:val="000000"/>
+          <w:sz w:val="28"/>
+          <w:szCs w:val="28"/>
+        </w:rPr>
+        <w:t xml:space="preserve">ах </w:t>
+      </w:r>
+      <w:r>
+        <w:rPr>
+          <w:color w:val="000000"/>
+          <w:sz w:val="28"/>
+          <w:szCs w:val="28"/>
+        </w:rPr>
+        <w:t>1</w:t>
+      </w:r>
+      <w:r>
+        <w:rPr>
+          <w:color w:val="000000"/>
+          <w:sz w:val="28"/>
+          <w:szCs w:val="28"/>
+        </w:rPr>
+        <w:t xml:space="preserve"> – 2</w:t>
       </w:r>
       <w:r>
         <w:rPr>
@@ -1567,16 +1615,14 @@
       </w:pPr>
       <w:r>
         <w:rPr>
-          <w:noProof/>
-          <w:color w:val="000000"/>
           <w:sz w:val="28"/>
           <w:szCs w:val="28"/>
         </w:rPr>
         <w:drawing>
-          <wp:inline distT="0" distB="0" distL="0" distR="0" wp14:anchorId="380A684A" wp14:editId="7DBBD5BC">
-            <wp:extent cx="5940425" cy="1010285"/>
-            <wp:effectExtent l="0" t="0" r="3175" b="0"/>
-            <wp:docPr id="11" name="Рисунок 11"/>
+          <wp:inline distT="0" distB="0" distL="0" distR="0" wp14:anchorId="4674D30E" wp14:editId="56DA6474">
+            <wp:extent cx="4815364" cy="2586038"/>
+            <wp:effectExtent l="0" t="0" r="4445" b="5080"/>
+            <wp:docPr id="2" name="Рисунок 2"/>
             <wp:cNvGraphicFramePr>
               <a:graphicFrameLocks xmlns:a="http://schemas.openxmlformats.org/drawingml/2006/main" noChangeAspect="1"/>
             </wp:cNvGraphicFramePr>
@@ -1596,7 +1642,7 @@
                   <pic:spPr>
                     <a:xfrm>
                       <a:off x="0" y="0"/>
-                      <a:ext cx="5940425" cy="1010285"/>
+                      <a:ext cx="4832862" cy="2595435"/>
                     </a:xfrm>
                     <a:prstGeom prst="rect">
                       <a:avLst/>
@@ -1665,30 +1711,6 @@
         <w:autoSpaceDN w:val="0"/>
         <w:adjustRightInd w:val="0"/>
         <w:spacing w:line="360" w:lineRule="auto"/>
-        <w:ind w:firstLine="709"/>
-        <w:jc w:val="both"/>
-        <w:rPr>
-          <w:color w:val="000000"/>
-          <w:sz w:val="28"/>
-          <w:szCs w:val="28"/>
-        </w:rPr>
-      </w:pPr>
-      <w:r>
-        <w:rPr>
-          <w:color w:val="000000"/>
-          <w:sz w:val="28"/>
-          <w:szCs w:val="28"/>
-        </w:rPr>
-        <w:t>После был изменен план видов расчета начисления – теперь расчет зависит от периода действия для начислений. Результат показан на рисунке 2.</w:t>
-      </w:r>
-    </w:p>
-    <w:p>
-      <w:pPr>
-        <w:widowControl w:val="0"/>
-        <w:autoSpaceDE w:val="0"/>
-        <w:autoSpaceDN w:val="0"/>
-        <w:adjustRightInd w:val="0"/>
-        <w:spacing w:line="360" w:lineRule="auto"/>
         <w:jc w:val="center"/>
         <w:rPr>
           <w:sz w:val="28"/>
@@ -1697,16 +1719,14 @@
       </w:pPr>
       <w:r>
         <w:rPr>
-          <w:noProof/>
-          <w:color w:val="000000"/>
           <w:sz w:val="28"/>
           <w:szCs w:val="28"/>
         </w:rPr>
         <w:drawing>
-          <wp:inline distT="0" distB="0" distL="0" distR="0" wp14:anchorId="25791D80" wp14:editId="326D7B9C">
-            <wp:extent cx="5940425" cy="1010285"/>
-            <wp:effectExtent l="0" t="0" r="3175" b="0"/>
-            <wp:docPr id="4" name="Рисунок 4"/>
+          <wp:inline distT="0" distB="0" distL="0" distR="0" wp14:anchorId="43F97600" wp14:editId="67974CEF">
+            <wp:extent cx="4783138" cy="1890247"/>
+            <wp:effectExtent l="0" t="0" r="0" b="0"/>
+            <wp:docPr id="9" name="Рисунок 9"/>
             <wp:cNvGraphicFramePr>
               <a:graphicFrameLocks xmlns:a="http://schemas.openxmlformats.org/drawingml/2006/main" noChangeAspect="1"/>
             </wp:cNvGraphicFramePr>
@@ -1718,7 +1738,7 @@
                     <pic:cNvPicPr/>
                   </pic:nvPicPr>
                   <pic:blipFill>
-                    <a:blip r:embed="rId9"/>
+                    <a:blip r:embed="rId10"/>
                     <a:stretch>
                       <a:fillRect/>
                     </a:stretch>
@@ -1726,7 +1746,7 @@
                   <pic:spPr>
                     <a:xfrm>
                       <a:off x="0" y="0"/>
-                      <a:ext cx="5940425" cy="1010285"/>
+                      <a:ext cx="4792880" cy="1894097"/>
                     </a:xfrm>
                     <a:prstGeom prst="rect">
                       <a:avLst/>
@@ -1770,6 +1790,7 @@
         <w:rPr>
           <w:sz w:val="28"/>
           <w:szCs w:val="28"/>
+          <w:lang w:val="en-US"/>
         </w:rPr>
         <w:t>2</w:t>
       </w:r>
@@ -1809,7 +1830,24 @@
           <w:sz w:val="28"/>
           <w:szCs w:val="28"/>
         </w:rPr>
-        <w:t>Для настройки расчета были созданы и изменены предопределённые виды расчета. Результат показан на рисунке 3.</w:t>
+        <w:t xml:space="preserve">После был изменен план видов расчета начисления – теперь расчет зависит от периода действия для начислений. Результат показан на рисунке </w:t>
+      </w:r>
+      <w:r>
+        <w:rPr>
+          <w:color w:val="000000"/>
+          <w:sz w:val="28"/>
+          <w:szCs w:val="28"/>
+          <w:lang w:val="en-US"/>
+        </w:rPr>
+        <w:t>3</w:t>
+      </w:r>
+      <w:r>
+        <w:rPr>
+          <w:color w:val="000000"/>
+          <w:sz w:val="28"/>
+          <w:szCs w:val="28"/>
+        </w:rPr>
+        <w:t>.</w:t>
       </w:r>
     </w:p>
     <w:p>
@@ -1827,16 +1865,14 @@
       </w:pPr>
       <w:r>
         <w:rPr>
-          <w:noProof/>
-          <w:color w:val="000000"/>
           <w:sz w:val="28"/>
           <w:szCs w:val="28"/>
         </w:rPr>
         <w:drawing>
-          <wp:inline distT="0" distB="0" distL="0" distR="0" wp14:anchorId="3AEB8C97" wp14:editId="797D43E2">
-            <wp:extent cx="5940425" cy="1010285"/>
-            <wp:effectExtent l="0" t="0" r="3175" b="0"/>
-            <wp:docPr id="5" name="Рисунок 5"/>
+          <wp:inline distT="0" distB="0" distL="0" distR="0" wp14:anchorId="3612993C" wp14:editId="0350E687">
+            <wp:extent cx="4421188" cy="1625750"/>
+            <wp:effectExtent l="0" t="0" r="0" b="0"/>
+            <wp:docPr id="10" name="Рисунок 10"/>
             <wp:cNvGraphicFramePr>
               <a:graphicFrameLocks xmlns:a="http://schemas.openxmlformats.org/drawingml/2006/main" noChangeAspect="1"/>
             </wp:cNvGraphicFramePr>
@@ -1848,7 +1884,7 @@
                     <pic:cNvPicPr/>
                   </pic:nvPicPr>
                   <pic:blipFill>
-                    <a:blip r:embed="rId9"/>
+                    <a:blip r:embed="rId11"/>
                     <a:stretch>
                       <a:fillRect/>
                     </a:stretch>
@@ -1856,7 +1892,7 @@
                   <pic:spPr>
                     <a:xfrm>
                       <a:off x="0" y="0"/>
-                      <a:ext cx="5940425" cy="1010285"/>
+                      <a:ext cx="4431496" cy="1629540"/>
                     </a:xfrm>
                     <a:prstGeom prst="rect">
                       <a:avLst/>
@@ -1900,6 +1936,7 @@
         <w:rPr>
           <w:sz w:val="28"/>
           <w:szCs w:val="28"/>
+          <w:lang w:val="en-US"/>
         </w:rPr>
         <w:t>3</w:t>
       </w:r>
@@ -1939,7 +1976,24 @@
           <w:sz w:val="28"/>
           <w:szCs w:val="28"/>
         </w:rPr>
-        <w:t>Следующим этапом стало тестирование, поставим невыход на две рабочие недели. Результат показан на рисунке 4.</w:t>
+        <w:lastRenderedPageBreak/>
+        <w:t xml:space="preserve">Для настройки расчета были созданы и изменены предопределённые виды расчета. Результат показан на рисунке </w:t>
+      </w:r>
+      <w:r>
+        <w:rPr>
+          <w:color w:val="000000"/>
+          <w:sz w:val="28"/>
+          <w:szCs w:val="28"/>
+        </w:rPr>
+        <w:t>4</w:t>
+      </w:r>
+      <w:r>
+        <w:rPr>
+          <w:color w:val="000000"/>
+          <w:sz w:val="28"/>
+          <w:szCs w:val="28"/>
+        </w:rPr>
+        <w:t>.</w:t>
       </w:r>
     </w:p>
     <w:p>
@@ -1957,16 +2011,14 @@
       </w:pPr>
       <w:r>
         <w:rPr>
-          <w:noProof/>
-          <w:color w:val="000000"/>
           <w:sz w:val="28"/>
           <w:szCs w:val="28"/>
         </w:rPr>
         <w:drawing>
-          <wp:inline distT="0" distB="0" distL="0" distR="0" wp14:anchorId="3AC66B87" wp14:editId="6917EA4A">
-            <wp:extent cx="5940425" cy="1010285"/>
-            <wp:effectExtent l="0" t="0" r="3175" b="0"/>
-            <wp:docPr id="7" name="Рисунок 7"/>
+          <wp:inline distT="0" distB="0" distL="0" distR="0" wp14:anchorId="086B376F" wp14:editId="340EA6D6">
+            <wp:extent cx="4359275" cy="2183598"/>
+            <wp:effectExtent l="0" t="0" r="3175" b="7620"/>
+            <wp:docPr id="12" name="Рисунок 12"/>
             <wp:cNvGraphicFramePr>
               <a:graphicFrameLocks xmlns:a="http://schemas.openxmlformats.org/drawingml/2006/main" noChangeAspect="1"/>
             </wp:cNvGraphicFramePr>
@@ -1978,7 +2030,7 @@
                     <pic:cNvPicPr/>
                   </pic:nvPicPr>
                   <pic:blipFill>
-                    <a:blip r:embed="rId9"/>
+                    <a:blip r:embed="rId12"/>
                     <a:stretch>
                       <a:fillRect/>
                     </a:stretch>
@@ -1986,7 +2038,7 @@
                   <pic:spPr>
                     <a:xfrm>
                       <a:off x="0" y="0"/>
-                      <a:ext cx="5940425" cy="1010285"/>
+                      <a:ext cx="4365591" cy="2186762"/>
                     </a:xfrm>
                     <a:prstGeom prst="rect">
                       <a:avLst/>
@@ -2058,34 +2110,30 @@
         <w:ind w:firstLine="709"/>
         <w:jc w:val="both"/>
         <w:rPr>
-          <w:sz w:val="28"/>
-          <w:szCs w:val="28"/>
-        </w:rPr>
-      </w:pPr>
-      <w:r>
-        <w:rPr>
-          <w:sz w:val="28"/>
-          <w:szCs w:val="28"/>
-        </w:rPr>
-        <w:t>В</w:t>
-      </w:r>
-      <w:r>
-        <w:rPr>
-          <w:sz w:val="28"/>
-          <w:szCs w:val="28"/>
-        </w:rPr>
-        <w:t xml:space="preserve">ыдадим зарплату Киллиану за месяц, в размере 100 процентов от оклада в 50 тысяч рублей. Она должна составить 34 тысячи. Результат показан </w:t>
-      </w:r>
-      <w:r>
-        <w:rPr>
-          <w:sz w:val="28"/>
-          <w:szCs w:val="28"/>
-        </w:rPr>
-        <w:lastRenderedPageBreak/>
-        <w:t>на рисунке 5</w:t>
-      </w:r>
-      <w:r>
-        <w:rPr>
+          <w:color w:val="000000"/>
+          <w:sz w:val="28"/>
+          <w:szCs w:val="28"/>
+        </w:rPr>
+      </w:pPr>
+      <w:r>
+        <w:rPr>
+          <w:color w:val="000000"/>
+          <w:sz w:val="28"/>
+          <w:szCs w:val="28"/>
+        </w:rPr>
+        <w:t xml:space="preserve">Следующим этапом стало тестирование, поставим невыход на две рабочие недели. Результат показан на рисунке </w:t>
+      </w:r>
+      <w:r>
+        <w:rPr>
+          <w:color w:val="000000"/>
+          <w:sz w:val="28"/>
+          <w:szCs w:val="28"/>
+        </w:rPr>
+        <w:t>5</w:t>
+      </w:r>
+      <w:r>
+        <w:rPr>
+          <w:color w:val="000000"/>
           <w:sz w:val="28"/>
           <w:szCs w:val="28"/>
         </w:rPr>
@@ -2107,16 +2155,14 @@
       </w:pPr>
       <w:r>
         <w:rPr>
-          <w:noProof/>
-          <w:color w:val="000000"/>
           <w:sz w:val="28"/>
           <w:szCs w:val="28"/>
         </w:rPr>
         <w:drawing>
-          <wp:inline distT="0" distB="0" distL="0" distR="0" wp14:anchorId="72F8F23D" wp14:editId="53720A2A">
-            <wp:extent cx="5940425" cy="1010285"/>
-            <wp:effectExtent l="0" t="0" r="3175" b="0"/>
-            <wp:docPr id="8" name="Рисунок 8"/>
+          <wp:inline distT="0" distB="0" distL="0" distR="0" wp14:anchorId="7799BF0A" wp14:editId="4AFD2CC5">
+            <wp:extent cx="5940425" cy="797560"/>
+            <wp:effectExtent l="0" t="0" r="3175" b="2540"/>
+            <wp:docPr id="13" name="Рисунок 13"/>
             <wp:cNvGraphicFramePr>
               <a:graphicFrameLocks xmlns:a="http://schemas.openxmlformats.org/drawingml/2006/main" noChangeAspect="1"/>
             </wp:cNvGraphicFramePr>
@@ -2128,7 +2174,7 @@
                     <pic:cNvPicPr/>
                   </pic:nvPicPr>
                   <pic:blipFill>
-                    <a:blip r:embed="rId9"/>
+                    <a:blip r:embed="rId13"/>
                     <a:stretch>
                       <a:fillRect/>
                     </a:stretch>
@@ -2136,7 +2182,7 @@
                   <pic:spPr>
                     <a:xfrm>
                       <a:off x="0" y="0"/>
-                      <a:ext cx="5940425" cy="1010285"/>
+                      <a:ext cx="5940425" cy="797560"/>
                     </a:xfrm>
                     <a:prstGeom prst="rect">
                       <a:avLst/>
@@ -2198,9 +2244,184 @@
         <w:t xml:space="preserve"> </w:t>
       </w:r>
     </w:p>
+    <w:p>
+      <w:pPr>
+        <w:widowControl w:val="0"/>
+        <w:autoSpaceDE w:val="0"/>
+        <w:autoSpaceDN w:val="0"/>
+        <w:adjustRightInd w:val="0"/>
+        <w:spacing w:line="360" w:lineRule="auto"/>
+        <w:ind w:firstLine="709"/>
+        <w:jc w:val="both"/>
+        <w:rPr>
+          <w:sz w:val="28"/>
+          <w:szCs w:val="28"/>
+        </w:rPr>
+      </w:pPr>
+      <w:r>
+        <w:rPr>
+          <w:sz w:val="28"/>
+          <w:szCs w:val="28"/>
+        </w:rPr>
+        <w:t>В</w:t>
+      </w:r>
+      <w:r>
+        <w:rPr>
+          <w:sz w:val="28"/>
+          <w:szCs w:val="28"/>
+        </w:rPr>
+        <w:t xml:space="preserve">ыдадим зарплату </w:t>
+      </w:r>
+      <w:r>
+        <w:rPr>
+          <w:sz w:val="28"/>
+          <w:szCs w:val="28"/>
+        </w:rPr>
+        <w:t>Валеньтеву</w:t>
+      </w:r>
+      <w:r>
+        <w:rPr>
+          <w:sz w:val="28"/>
+          <w:szCs w:val="28"/>
+        </w:rPr>
+        <w:t xml:space="preserve"> за месяц,</w:t>
+      </w:r>
+      <w:r>
+        <w:rPr>
+          <w:sz w:val="28"/>
+          <w:szCs w:val="28"/>
+        </w:rPr>
+        <w:t xml:space="preserve"> р</w:t>
+      </w:r>
+      <w:r>
+        <w:rPr>
+          <w:sz w:val="28"/>
+          <w:szCs w:val="28"/>
+        </w:rPr>
+        <w:t xml:space="preserve">езультат показан на рисунке </w:t>
+      </w:r>
+      <w:r>
+        <w:rPr>
+          <w:sz w:val="28"/>
+          <w:szCs w:val="28"/>
+        </w:rPr>
+        <w:t>6</w:t>
+      </w:r>
+      <w:r>
+        <w:rPr>
+          <w:sz w:val="28"/>
+          <w:szCs w:val="28"/>
+        </w:rPr>
+        <w:t>.</w:t>
+      </w:r>
+    </w:p>
+    <w:p>
+      <w:pPr>
+        <w:widowControl w:val="0"/>
+        <w:autoSpaceDE w:val="0"/>
+        <w:autoSpaceDN w:val="0"/>
+        <w:adjustRightInd w:val="0"/>
+        <w:spacing w:line="360" w:lineRule="auto"/>
+        <w:jc w:val="center"/>
+        <w:rPr>
+          <w:sz w:val="28"/>
+          <w:szCs w:val="28"/>
+        </w:rPr>
+      </w:pPr>
+      <w:r>
+        <w:rPr>
+          <w:sz w:val="28"/>
+          <w:szCs w:val="28"/>
+        </w:rPr>
+        <w:drawing>
+          <wp:inline distT="0" distB="0" distL="0" distR="0" wp14:anchorId="11A73C6F" wp14:editId="3327E342">
+            <wp:extent cx="5940425" cy="1015365"/>
+            <wp:effectExtent l="0" t="0" r="3175" b="0"/>
+            <wp:docPr id="14" name="Рисунок 14"/>
+            <wp:cNvGraphicFramePr>
+              <a:graphicFrameLocks xmlns:a="http://schemas.openxmlformats.org/drawingml/2006/main" noChangeAspect="1"/>
+            </wp:cNvGraphicFramePr>
+            <a:graphic xmlns:a="http://schemas.openxmlformats.org/drawingml/2006/main">
+              <a:graphicData uri="http://schemas.openxmlformats.org/drawingml/2006/picture">
+                <pic:pic xmlns:pic="http://schemas.openxmlformats.org/drawingml/2006/picture">
+                  <pic:nvPicPr>
+                    <pic:cNvPr id="1" name=""/>
+                    <pic:cNvPicPr/>
+                  </pic:nvPicPr>
+                  <pic:blipFill>
+                    <a:blip r:embed="rId14"/>
+                    <a:stretch>
+                      <a:fillRect/>
+                    </a:stretch>
+                  </pic:blipFill>
+                  <pic:spPr>
+                    <a:xfrm>
+                      <a:off x="0" y="0"/>
+                      <a:ext cx="5940425" cy="1015365"/>
+                    </a:xfrm>
+                    <a:prstGeom prst="rect">
+                      <a:avLst/>
+                    </a:prstGeom>
+                  </pic:spPr>
+                </pic:pic>
+              </a:graphicData>
+            </a:graphic>
+          </wp:inline>
+        </w:drawing>
+      </w:r>
+    </w:p>
+    <w:p>
+      <w:pPr>
+        <w:widowControl w:val="0"/>
+        <w:autoSpaceDE w:val="0"/>
+        <w:autoSpaceDN w:val="0"/>
+        <w:adjustRightInd w:val="0"/>
+        <w:spacing w:line="360" w:lineRule="auto"/>
+        <w:jc w:val="center"/>
+        <w:rPr>
+          <w:sz w:val="28"/>
+          <w:szCs w:val="28"/>
+        </w:rPr>
+      </w:pPr>
+      <w:r>
+        <w:rPr>
+          <w:sz w:val="28"/>
+          <w:szCs w:val="28"/>
+        </w:rPr>
+        <w:t>Рисунок</w:t>
+      </w:r>
+      <w:r>
+        <w:rPr>
+          <w:sz w:val="28"/>
+          <w:szCs w:val="28"/>
+        </w:rPr>
+        <w:t xml:space="preserve"> </w:t>
+      </w:r>
+      <w:r>
+        <w:rPr>
+          <w:sz w:val="28"/>
+          <w:szCs w:val="28"/>
+        </w:rPr>
+        <w:t>6</w:t>
+      </w:r>
+      <w:r>
+        <w:rPr>
+          <w:sz w:val="28"/>
+          <w:szCs w:val="28"/>
+        </w:rPr>
+        <w:t xml:space="preserve"> –</w:t>
+      </w:r>
+      <w:r>
+        <w:rPr>
+          <w:sz w:val="28"/>
+          <w:szCs w:val="28"/>
+        </w:rPr>
+        <w:t xml:space="preserve"> </w:t>
+      </w:r>
+    </w:p>
     <w:sectPr>
-      <w:footerReference w:type="even" r:id="rId10"/>
-      <w:footerReference w:type="default" r:id="rId11"/>
+      <w:footerReference w:type="even" r:id="rId15"/>
+      <w:footerReference w:type="default" r:id="rId16"/>
       <w:pgSz w:w="11906" w:h="16838"/>
       <w:pgMar w:top="1134" w:right="850" w:bottom="1134" w:left="1701" w:header="708" w:footer="708" w:gutter="0"/>
       <w:pgNumType w:start="1"/>
@@ -2213,7 +2434,7 @@
 </file>
 
 <file path=word/endnotes.xml><?xml version="1.0" encoding="utf-8"?>
-<w:endnotes xmlns:wpc="http://schemas.microsoft.com/office/word/2010/wordprocessingCanvas" xmlns:cx="http://schemas.microsoft.com/office/drawing/2014/chartex" xmlns:cx1="http://schemas.microsoft.com/office/drawing/2015/9/8/chartex" xmlns:cx2="http://schemas.microsoft.com/office/drawing/2015/10/21/chartex" xmlns:cx3="http://schemas.microsoft.com/office/drawing/2016/5/9/chartex" xmlns:cx4="http://schemas.microsoft.com/office/drawing/2016/5/10/chartex" xmlns:cx5="http://schemas.microsoft.com/office/drawing/2016/5/11/chartex" xmlns:cx6="http://schemas.microsoft.com/office/drawing/2016/5/12/chartex" xmlns:cx7="http://schemas.microsoft.com/office/drawing/2016/5/13/chartex" xmlns:cx8="http://schemas.microsoft.com/office/drawing/2016/5/14/chartex" xmlns:mc="http://schemas.openxmlformats.org/markup-compatibility/2006" xmlns:aink="http://schemas.microsoft.com/office/drawing/2016/ink" xmlns:am3d="http://schemas.microsoft.com/office/drawing/2017/model3d" xmlns:o="urn:schemas-microsoft-com:office:office" xmlns:oel="http://schemas.microsoft.com/office/2019/extlst" xmlns:r="http://schemas.openxmlformats.org/officeDocument/2006/relationships" xmlns:m="http://schemas.openxmlformats.org/officeDocument/2006/math" xmlns:v="urn:schemas-microsoft-com:vml" xmlns:wp14="http://schemas.microsoft.com/office/word/2010/wordprocessingDrawing" xmlns:wp="http://schemas.openxmlformats.org/drawingml/2006/wordprocessingDrawing" xmlns:w10="urn:schemas-microsoft-com:office:word" xmlns:w="http://schemas.openxmlformats.org/wordprocessingml/2006/main" xmlns:w14="http://schemas.microsoft.com/office/word/2010/wordml" xmlns:w15="http://schemas.microsoft.com/office/word/2012/wordml" xmlns:w16cex="http://schemas.microsoft.com/office/word/2018/wordml/cex" xmlns:w16cid="http://schemas.microsoft.com/office/word/2016/wordml/cid" xmlns:w16="http://schemas.microsoft.com/office/word/2018/wordml" xmlns:w16sdtdh="http://schemas.microsoft.com/office/word/2020/wordml/sdtdatahash" xmlns:w16se="http://schemas.microsoft.com/office/word/2015/wordml/symex" xmlns:wpg="http://schemas.microsoft.com/office/word/2010/wordprocessingGroup" xmlns:wpi="http://schemas.microsoft.com/office/word/2010/wordprocessingInk" xmlns:wne="http://schemas.microsoft.com/office/word/2006/wordml" xmlns:wps="http://schemas.microsoft.com/office/word/2010/wordprocessingShape" mc:Ignorable="w14 w15 w16se w16cid w16 w16cex w16sdtdh wp14">
+<w:endnotes xmlns:wpc="http://schemas.microsoft.com/office/word/2010/wordprocessingCanvas" xmlns:cx="http://schemas.microsoft.com/office/drawing/2014/chartex" xmlns:cx1="http://schemas.microsoft.com/office/drawing/2015/9/8/chartex" xmlns:cx2="http://schemas.microsoft.com/office/drawing/2015/10/21/chartex" xmlns:cx3="http://schemas.microsoft.com/office/drawing/2016/5/9/chartex" xmlns:cx4="http://schemas.microsoft.com/office/drawing/2016/5/10/chartex" xmlns:cx5="http://schemas.microsoft.com/office/drawing/2016/5/11/chartex" xmlns:cx6="http://schemas.microsoft.com/office/drawing/2016/5/12/chartex" xmlns:cx7="http://schemas.microsoft.com/office/drawing/2016/5/13/chartex" xmlns:cx8="http://schemas.microsoft.com/office/drawing/2016/5/14/chartex" xmlns:mc="http://schemas.openxmlformats.org/markup-compatibility/2006" xmlns:aink="http://schemas.microsoft.com/office/drawing/2016/ink" xmlns:am3d="http://schemas.microsoft.com/office/drawing/2017/model3d" xmlns:o="urn:schemas-microsoft-com:office:office" xmlns:r="http://schemas.openxmlformats.org/officeDocument/2006/relationships" xmlns:m="http://schemas.openxmlformats.org/officeDocument/2006/math" xmlns:v="urn:schemas-microsoft-com:vml" xmlns:wp14="http://schemas.microsoft.com/office/word/2010/wordprocessingDrawing" xmlns:wp="http://schemas.openxmlformats.org/drawingml/2006/wordprocessingDrawing" xmlns:w10="urn:schemas-microsoft-com:office:word" xmlns:w="http://schemas.openxmlformats.org/wordprocessingml/2006/main" xmlns:w14="http://schemas.microsoft.com/office/word/2010/wordml" xmlns:w15="http://schemas.microsoft.com/office/word/2012/wordml" xmlns:w16cex="http://schemas.microsoft.com/office/word/2018/wordml/cex" xmlns:w16cid="http://schemas.microsoft.com/office/word/2016/wordml/cid" xmlns:w16="http://schemas.microsoft.com/office/word/2018/wordml" xmlns:w16sdtdh="http://schemas.microsoft.com/office/word/2020/wordml/sdtdatahash" xmlns:w16se="http://schemas.microsoft.com/office/word/2015/wordml/symex" xmlns:wpg="http://schemas.microsoft.com/office/word/2010/wordprocessingGroup" xmlns:wpi="http://schemas.microsoft.com/office/word/2010/wordprocessingInk" xmlns:wne="http://schemas.microsoft.com/office/word/2006/wordml" xmlns:wps="http://schemas.microsoft.com/office/word/2010/wordprocessingShape" mc:Ignorable="w14 w15 w16se w16cid w16 w16cex w16sdtdh wp14">
   <w:endnote w:type="separator" w:id="-1">
     <w:p>
       <w:r>
@@ -2232,7 +2453,7 @@
 </file>
 
 <file path=word/footer1.xml><?xml version="1.0" encoding="utf-8"?>
-<w:ftr xmlns:wpc="http://schemas.microsoft.com/office/word/2010/wordprocessingCanvas" xmlns:cx="http://schemas.microsoft.com/office/drawing/2014/chartex" xmlns:cx1="http://schemas.microsoft.com/office/drawing/2015/9/8/chartex" xmlns:cx2="http://schemas.microsoft.com/office/drawing/2015/10/21/chartex" xmlns:cx3="http://schemas.microsoft.com/office/drawing/2016/5/9/chartex" xmlns:cx4="http://schemas.microsoft.com/office/drawing/2016/5/10/chartex" xmlns:cx5="http://schemas.microsoft.com/office/drawing/2016/5/11/chartex" xmlns:cx6="http://schemas.microsoft.com/office/drawing/2016/5/12/chartex" xmlns:cx7="http://schemas.microsoft.com/office/drawing/2016/5/13/chartex" xmlns:cx8="http://schemas.microsoft.com/office/drawing/2016/5/14/chartex" xmlns:mc="http://schemas.openxmlformats.org/markup-compatibility/2006" xmlns:aink="http://schemas.microsoft.com/office/drawing/2016/ink" xmlns:am3d="http://schemas.microsoft.com/office/drawing/2017/model3d" xmlns:o="urn:schemas-microsoft-com:office:office" xmlns:oel="http://schemas.microsoft.com/office/2019/extlst" xmlns:r="http://schemas.openxmlformats.org/officeDocument/2006/relationships" xmlns:m="http://schemas.openxmlformats.org/officeDocument/2006/math" xmlns:v="urn:schemas-microsoft-com:vml" xmlns:wp14="http://schemas.microsoft.com/office/word/2010/wordprocessingDrawing" xmlns:wp="http://schemas.openxmlformats.org/drawingml/2006/wordprocessingDrawing" xmlns:w10="urn:schemas-microsoft-com:office:word" xmlns:w="http://schemas.openxmlformats.org/wordprocessingml/2006/main" xmlns:w14="http://schemas.microsoft.com/office/word/2010/wordml" xmlns:w15="http://schemas.microsoft.com/office/word/2012/wordml" xmlns:w16cex="http://schemas.microsoft.com/office/word/2018/wordml/cex" xmlns:w16cid="http://schemas.microsoft.com/office/word/2016/wordml/cid" xmlns:w16="http://schemas.microsoft.com/office/word/2018/wordml" xmlns:w16sdtdh="http://schemas.microsoft.com/office/word/2020/wordml/sdtdatahash" xmlns:w16se="http://schemas.microsoft.com/office/word/2015/wordml/symex" xmlns:wpg="http://schemas.microsoft.com/office/word/2010/wordprocessingGroup" xmlns:wpi="http://schemas.microsoft.com/office/word/2010/wordprocessingInk" xmlns:wne="http://schemas.microsoft.com/office/word/2006/wordml" xmlns:wps="http://schemas.microsoft.com/office/word/2010/wordprocessingShape" mc:Ignorable="w14 w15 w16se w16cid w16 w16cex w16sdtdh wp14">
+<w:ftr xmlns:wpc="http://schemas.microsoft.com/office/word/2010/wordprocessingCanvas" xmlns:cx="http://schemas.microsoft.com/office/drawing/2014/chartex" xmlns:cx1="http://schemas.microsoft.com/office/drawing/2015/9/8/chartex" xmlns:cx2="http://schemas.microsoft.com/office/drawing/2015/10/21/chartex" xmlns:cx3="http://schemas.microsoft.com/office/drawing/2016/5/9/chartex" xmlns:cx4="http://schemas.microsoft.com/office/drawing/2016/5/10/chartex" xmlns:cx5="http://schemas.microsoft.com/office/drawing/2016/5/11/chartex" xmlns:cx6="http://schemas.microsoft.com/office/drawing/2016/5/12/chartex" xmlns:cx7="http://schemas.microsoft.com/office/drawing/2016/5/13/chartex" xmlns:cx8="http://schemas.microsoft.com/office/drawing/2016/5/14/chartex" xmlns:mc="http://schemas.openxmlformats.org/markup-compatibility/2006" xmlns:aink="http://schemas.microsoft.com/office/drawing/2016/ink" xmlns:am3d="http://schemas.microsoft.com/office/drawing/2017/model3d" xmlns:o="urn:schemas-microsoft-com:office:office" xmlns:r="http://schemas.openxmlformats.org/officeDocument/2006/relationships" xmlns:m="http://schemas.openxmlformats.org/officeDocument/2006/math" xmlns:v="urn:schemas-microsoft-com:vml" xmlns:wp14="http://schemas.microsoft.com/office/word/2010/wordprocessingDrawing" xmlns:wp="http://schemas.openxmlformats.org/drawingml/2006/wordprocessingDrawing" xmlns:w10="urn:schemas-microsoft-com:office:word" xmlns:w="http://schemas.openxmlformats.org/wordprocessingml/2006/main" xmlns:w14="http://schemas.microsoft.com/office/word/2010/wordml" xmlns:w15="http://schemas.microsoft.com/office/word/2012/wordml" xmlns:w16cex="http://schemas.microsoft.com/office/word/2018/wordml/cex" xmlns:w16cid="http://schemas.microsoft.com/office/word/2016/wordml/cid" xmlns:w16="http://schemas.microsoft.com/office/word/2018/wordml" xmlns:w16sdtdh="http://schemas.microsoft.com/office/word/2020/wordml/sdtdatahash" xmlns:w16se="http://schemas.microsoft.com/office/word/2015/wordml/symex" xmlns:wpg="http://schemas.microsoft.com/office/word/2010/wordprocessingGroup" xmlns:wpi="http://schemas.microsoft.com/office/word/2010/wordprocessingInk" xmlns:wne="http://schemas.microsoft.com/office/word/2006/wordml" xmlns:wps="http://schemas.microsoft.com/office/word/2010/wordprocessingShape" mc:Ignorable="w14 w15 w16se w16cid w16 w16cex w16sdtdh wp14">
   <w:p>
     <w:pPr>
       <w:pStyle w:val="a3"/>
@@ -2335,7 +2556,7 @@
               <v:stroke joinstyle="miter"/>
               <v:path gradientshapeok="t" o:connecttype="rect"/>
             </v:shapetype>
-            <v:shape id="Textbox 1" o:spid="_x0000_s1026" type="#_x0000_t202" style="position:absolute;margin-left:310.55pt;margin-top:793.75pt;width:18.05pt;height:13.05pt;z-index:-251657216;visibility:visible;mso-wrap-style:square;mso-wrap-distance-left:0;mso-wrap-distance-top:0;mso-wrap-distance-right:0;mso-wrap-distance-bottom:0;mso-position-horizontal:absolute;mso-position-horizontal-relative:page;mso-position-vertical:absolute;mso-position-vertical-relative:page;v-text-anchor:top" o:gfxdata="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" filled="f" stroked="f">
+            <v:shape id="Textbox 1" o:spid="_x0000_s1026" type="#_x0000_t202" style="position:absolute;margin-left:310.55pt;margin-top:793.75pt;width:18.05pt;height:13.05pt;z-index:-251657216;visibility:visible;mso-wrap-style:square;mso-wrap-distance-left:0;mso-wrap-distance-top:0;mso-wrap-distance-right:0;mso-wrap-distance-bottom:0;mso-position-horizontal:absolute;mso-position-horizontal-relative:page;mso-position-vertical:absolute;mso-position-vertical-relative:page;v-text-anchor:top" o:gfxdata="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" filled="f" stroked="f">
               <v:textbox inset="0,0,0,0">
                 <w:txbxContent>
                   <w:p>
@@ -2395,7 +2616,7 @@
 </file>
 
 <file path=word/footer2.xml><?xml version="1.0" encoding="utf-8"?>
-<w:ftr xmlns:wpc="http://schemas.microsoft.com/office/word/2010/wordprocessingCanvas" xmlns:cx="http://schemas.microsoft.com/office/drawing/2014/chartex" xmlns:cx1="http://schemas.microsoft.com/office/drawing/2015/9/8/chartex" xmlns:cx2="http://schemas.microsoft.com/office/drawing/2015/10/21/chartex" xmlns:cx3="http://schemas.microsoft.com/office/drawing/2016/5/9/chartex" xmlns:cx4="http://schemas.microsoft.com/office/drawing/2016/5/10/chartex" xmlns:cx5="http://schemas.microsoft.com/office/drawing/2016/5/11/chartex" xmlns:cx6="http://schemas.microsoft.com/office/drawing/2016/5/12/chartex" xmlns:cx7="http://schemas.microsoft.com/office/drawing/2016/5/13/chartex" xmlns:cx8="http://schemas.microsoft.com/office/drawing/2016/5/14/chartex" xmlns:mc="http://schemas.openxmlformats.org/markup-compatibility/2006" xmlns:aink="http://schemas.microsoft.com/office/drawing/2016/ink" xmlns:am3d="http://schemas.microsoft.com/office/drawing/2017/model3d" xmlns:o="urn:schemas-microsoft-com:office:office" xmlns:oel="http://schemas.microsoft.com/office/2019/extlst" xmlns:r="http://schemas.openxmlformats.org/officeDocument/2006/relationships" xmlns:m="http://schemas.openxmlformats.org/officeDocument/2006/math" xmlns:v="urn:schemas-microsoft-com:vml" xmlns:wp14="http://schemas.microsoft.com/office/word/2010/wordprocessingDrawing" xmlns:wp="http://schemas.openxmlformats.org/drawingml/2006/wordprocessingDrawing" xmlns:w10="urn:schemas-microsoft-com:office:word" xmlns:w="http://schemas.openxmlformats.org/wordprocessingml/2006/main" xmlns:w14="http://schemas.microsoft.com/office/word/2010/wordml" xmlns:w15="http://schemas.microsoft.com/office/word/2012/wordml" xmlns:w16cex="http://schemas.microsoft.com/office/word/2018/wordml/cex" xmlns:w16cid="http://schemas.microsoft.com/office/word/2016/wordml/cid" xmlns:w16="http://schemas.microsoft.com/office/word/2018/wordml" xmlns:w16sdtdh="http://schemas.microsoft.com/office/word/2020/wordml/sdtdatahash" xmlns:w16se="http://schemas.microsoft.com/office/word/2015/wordml/symex" xmlns:wpg="http://schemas.microsoft.com/office/word/2010/wordprocessingGroup" xmlns:wpi="http://schemas.microsoft.com/office/word/2010/wordprocessingInk" xmlns:wne="http://schemas.microsoft.com/office/word/2006/wordml" xmlns:wps="http://schemas.microsoft.com/office/word/2010/wordprocessingShape" mc:Ignorable="w14 w15 w16se w16cid w16 w16cex w16sdtdh wp14">
+<w:ftr xmlns:wpc="http://schemas.microsoft.com/office/word/2010/wordprocessingCanvas" xmlns:cx="http://schemas.microsoft.com/office/drawing/2014/chartex" xmlns:cx1="http://schemas.microsoft.com/office/drawing/2015/9/8/chartex" xmlns:cx2="http://schemas.microsoft.com/office/drawing/2015/10/21/chartex" xmlns:cx3="http://schemas.microsoft.com/office/drawing/2016/5/9/chartex" xmlns:cx4="http://schemas.microsoft.com/office/drawing/2016/5/10/chartex" xmlns:cx5="http://schemas.microsoft.com/office/drawing/2016/5/11/chartex" xmlns:cx6="http://schemas.microsoft.com/office/drawing/2016/5/12/chartex" xmlns:cx7="http://schemas.microsoft.com/office/drawing/2016/5/13/chartex" xmlns:cx8="http://schemas.microsoft.com/office/drawing/2016/5/14/chartex" xmlns:mc="http://schemas.openxmlformats.org/markup-compatibility/2006" xmlns:aink="http://schemas.microsoft.com/office/drawing/2016/ink" xmlns:am3d="http://schemas.microsoft.com/office/drawing/2017/model3d" xmlns:o="urn:schemas-microsoft-com:office:office" xmlns:r="http://schemas.openxmlformats.org/officeDocument/2006/relationships" xmlns:m="http://schemas.openxmlformats.org/officeDocument/2006/math" xmlns:v="urn:schemas-microsoft-com:vml" xmlns:wp14="http://schemas.microsoft.com/office/word/2010/wordprocessingDrawing" xmlns:wp="http://schemas.openxmlformats.org/drawingml/2006/wordprocessingDrawing" xmlns:w10="urn:schemas-microsoft-com:office:word" xmlns:w="http://schemas.openxmlformats.org/wordprocessingml/2006/main" xmlns:w14="http://schemas.microsoft.com/office/word/2010/wordml" xmlns:w15="http://schemas.microsoft.com/office/word/2012/wordml" xmlns:w16cex="http://schemas.microsoft.com/office/word/2018/wordml/cex" xmlns:w16cid="http://schemas.microsoft.com/office/word/2016/wordml/cid" xmlns:w16="http://schemas.microsoft.com/office/word/2018/wordml" xmlns:w16sdtdh="http://schemas.microsoft.com/office/word/2020/wordml/sdtdatahash" xmlns:w16se="http://schemas.microsoft.com/office/word/2015/wordml/symex" xmlns:wpg="http://schemas.microsoft.com/office/word/2010/wordprocessingGroup" xmlns:wpi="http://schemas.microsoft.com/office/word/2010/wordprocessingInk" xmlns:wne="http://schemas.microsoft.com/office/word/2006/wordml" xmlns:wps="http://schemas.microsoft.com/office/word/2010/wordprocessingShape" mc:Ignorable="w14 w15 w16se w16cid w16 w16cex w16sdtdh wp14">
   <w:sdt>
     <w:sdtPr>
       <w:rPr>
@@ -2407,6 +2628,11 @@
         <w:docPartUnique/>
       </w:docPartObj>
     </w:sdtPr>
+    <w:sdtEndPr>
+      <w:rPr>
+        <w:rStyle w:val="a4"/>
+      </w:rPr>
+    </w:sdtEndPr>
     <w:sdtContent>
       <w:p>
         <w:pPr>
@@ -2447,7 +2673,7 @@
 </file>
 
 <file path=word/footer3.xml><?xml version="1.0" encoding="utf-8"?>
-<w:ftr xmlns:wpc="http://schemas.microsoft.com/office/word/2010/wordprocessingCanvas" xmlns:cx="http://schemas.microsoft.com/office/drawing/2014/chartex" xmlns:cx1="http://schemas.microsoft.com/office/drawing/2015/9/8/chartex" xmlns:cx2="http://schemas.microsoft.com/office/drawing/2015/10/21/chartex" xmlns:cx3="http://schemas.microsoft.com/office/drawing/2016/5/9/chartex" xmlns:cx4="http://schemas.microsoft.com/office/drawing/2016/5/10/chartex" xmlns:cx5="http://schemas.microsoft.com/office/drawing/2016/5/11/chartex" xmlns:cx6="http://schemas.microsoft.com/office/drawing/2016/5/12/chartex" xmlns:cx7="http://schemas.microsoft.com/office/drawing/2016/5/13/chartex" xmlns:cx8="http://schemas.microsoft.com/office/drawing/2016/5/14/chartex" xmlns:mc="http://schemas.openxmlformats.org/markup-compatibility/2006" xmlns:aink="http://schemas.microsoft.com/office/drawing/2016/ink" xmlns:am3d="http://schemas.microsoft.com/office/drawing/2017/model3d" xmlns:o="urn:schemas-microsoft-com:office:office" xmlns:oel="http://schemas.microsoft.com/office/2019/extlst" xmlns:r="http://schemas.openxmlformats.org/officeDocument/2006/relationships" xmlns:m="http://schemas.openxmlformats.org/officeDocument/2006/math" xmlns:v="urn:schemas-microsoft-com:vml" xmlns:wp14="http://schemas.microsoft.com/office/word/2010/wordprocessingDrawing" xmlns:wp="http://schemas.openxmlformats.org/drawingml/2006/wordprocessingDrawing" xmlns:w10="urn:schemas-microsoft-com:office:word" xmlns:w="http://schemas.openxmlformats.org/wordprocessingml/2006/main" xmlns:w14="http://schemas.microsoft.com/office/word/2010/wordml" xmlns:w15="http://schemas.microsoft.com/office/word/2012/wordml" xmlns:w16cex="http://schemas.microsoft.com/office/word/2018/wordml/cex" xmlns:w16cid="http://schemas.microsoft.com/office/word/2016/wordml/cid" xmlns:w16="http://schemas.microsoft.com/office/word/2018/wordml" xmlns:w16sdtdh="http://schemas.microsoft.com/office/word/2020/wordml/sdtdatahash" xmlns:w16se="http://schemas.microsoft.com/office/word/2015/wordml/symex" xmlns:wpg="http://schemas.microsoft.com/office/word/2010/wordprocessingGroup" xmlns:wpi="http://schemas.microsoft.com/office/word/2010/wordprocessingInk" xmlns:wne="http://schemas.microsoft.com/office/word/2006/wordml" xmlns:wps="http://schemas.microsoft.com/office/word/2010/wordprocessingShape" mc:Ignorable="w14 w15 w16se w16cid w16 w16cex w16sdtdh wp14">
+<w:ftr xmlns:wpc="http://schemas.microsoft.com/office/word/2010/wordprocessingCanvas" xmlns:cx="http://schemas.microsoft.com/office/drawing/2014/chartex" xmlns:cx1="http://schemas.microsoft.com/office/drawing/2015/9/8/chartex" xmlns:cx2="http://schemas.microsoft.com/office/drawing/2015/10/21/chartex" xmlns:cx3="http://schemas.microsoft.com/office/drawing/2016/5/9/chartex" xmlns:cx4="http://schemas.microsoft.com/office/drawing/2016/5/10/chartex" xmlns:cx5="http://schemas.microsoft.com/office/drawing/2016/5/11/chartex" xmlns:cx6="http://schemas.microsoft.com/office/drawing/2016/5/12/chartex" xmlns:cx7="http://schemas.microsoft.com/office/drawing/2016/5/13/chartex" xmlns:cx8="http://schemas.microsoft.com/office/drawing/2016/5/14/chartex" xmlns:mc="http://schemas.openxmlformats.org/markup-compatibility/2006" xmlns:aink="http://schemas.microsoft.com/office/drawing/2016/ink" xmlns:am3d="http://schemas.microsoft.com/office/drawing/2017/model3d" xmlns:o="urn:schemas-microsoft-com:office:office" xmlns:r="http://schemas.openxmlformats.org/officeDocument/2006/relationships" xmlns:m="http://schemas.openxmlformats.org/officeDocument/2006/math" xmlns:v="urn:schemas-microsoft-com:vml" xmlns:wp14="http://schemas.microsoft.com/office/word/2010/wordprocessingDrawing" xmlns:wp="http://schemas.openxmlformats.org/drawingml/2006/wordprocessingDrawing" xmlns:w10="urn:schemas-microsoft-com:office:word" xmlns:w="http://schemas.openxmlformats.org/wordprocessingml/2006/main" xmlns:w14="http://schemas.microsoft.com/office/word/2010/wordml" xmlns:w15="http://schemas.microsoft.com/office/word/2012/wordml" xmlns:w16cex="http://schemas.microsoft.com/office/word/2018/wordml/cex" xmlns:w16cid="http://schemas.microsoft.com/office/word/2016/wordml/cid" xmlns:w16="http://schemas.microsoft.com/office/word/2018/wordml" xmlns:w16sdtdh="http://schemas.microsoft.com/office/word/2020/wordml/sdtdatahash" xmlns:w16se="http://schemas.microsoft.com/office/word/2015/wordml/symex" xmlns:wpg="http://schemas.microsoft.com/office/word/2010/wordprocessingGroup" xmlns:wpi="http://schemas.microsoft.com/office/word/2010/wordprocessingInk" xmlns:wne="http://schemas.microsoft.com/office/word/2006/wordml" xmlns:wps="http://schemas.microsoft.com/office/word/2010/wordprocessingShape" mc:Ignorable="w14 w15 w16se w16cid w16 w16cex w16sdtdh wp14">
   <w:sdt>
     <w:sdtPr>
       <w:rPr>
@@ -2459,6 +2685,11 @@
         <w:docPartUnique/>
       </w:docPartObj>
     </w:sdtPr>
+    <w:sdtEndPr>
+      <w:rPr>
+        <w:rStyle w:val="a4"/>
+      </w:rPr>
+    </w:sdtEndPr>
     <w:sdtContent>
       <w:p>
         <w:pPr>
@@ -2512,7 +2743,7 @@
 </file>
 
 <file path=word/footnotes.xml><?xml version="1.0" encoding="utf-8"?>
-<w:footnotes xmlns:wpc="http://schemas.microsoft.com/office/word/2010/wordprocessingCanvas" xmlns:cx="http://schemas.microsoft.com/office/drawing/2014/chartex" xmlns:cx1="http://schemas.microsoft.com/office/drawing/2015/9/8/chartex" xmlns:cx2="http://schemas.microsoft.com/office/drawing/2015/10/21/chartex" xmlns:cx3="http://schemas.microsoft.com/office/drawing/2016/5/9/chartex" xmlns:cx4="http://schemas.microsoft.com/office/drawing/2016/5/10/chartex" xmlns:cx5="http://schemas.microsoft.com/office/drawing/2016/5/11/chartex" xmlns:cx6="http://schemas.microsoft.com/office/drawing/2016/5/12/chartex" xmlns:cx7="http://schemas.microsoft.com/office/drawing/2016/5/13/chartex" xmlns:cx8="http://schemas.microsoft.com/office/drawing/2016/5/14/chartex" xmlns:mc="http://schemas.openxmlformats.org/markup-compatibility/2006" xmlns:aink="http://schemas.microsoft.com/office/drawing/2016/ink" xmlns:am3d="http://schemas.microsoft.com/office/drawing/2017/model3d" xmlns:o="urn:schemas-microsoft-com:office:office" xmlns:oel="http://schemas.microsoft.com/office/2019/extlst" xmlns:r="http://schemas.openxmlformats.org/officeDocument/2006/relationships" xmlns:m="http://schemas.openxmlformats.org/officeDocument/2006/math" xmlns:v="urn:schemas-microsoft-com:vml" xmlns:wp14="http://schemas.microsoft.com/office/word/2010/wordprocessingDrawing" xmlns:wp="http://schemas.openxmlformats.org/drawingml/2006/wordprocessingDrawing" xmlns:w10="urn:schemas-microsoft-com:office:word" xmlns:w="http://schemas.openxmlformats.org/wordprocessingml/2006/main" xmlns:w14="http://schemas.microsoft.com/office/word/2010/wordml" xmlns:w15="http://schemas.microsoft.com/office/word/2012/wordml" xmlns:w16cex="http://schemas.microsoft.com/office/word/2018/wordml/cex" xmlns:w16cid="http://schemas.microsoft.com/office/word/2016/wordml/cid" xmlns:w16="http://schemas.microsoft.com/office/word/2018/wordml" xmlns:w16sdtdh="http://schemas.microsoft.com/office/word/2020/wordml/sdtdatahash" xmlns:w16se="http://schemas.microsoft.com/office/word/2015/wordml/symex" xmlns:wpg="http://schemas.microsoft.com/office/word/2010/wordprocessingGroup" xmlns:wpi="http://schemas.microsoft.com/office/word/2010/wordprocessingInk" xmlns:wne="http://schemas.microsoft.com/office/word/2006/wordml" xmlns:wps="http://schemas.microsoft.com/office/word/2010/wordprocessingShape" mc:Ignorable="w14 w15 w16se w16cid w16 w16cex w16sdtdh wp14">
+<w:footnotes xmlns:wpc="http://schemas.microsoft.com/office/word/2010/wordprocessingCanvas" xmlns:cx="http://schemas.microsoft.com/office/drawing/2014/chartex" xmlns:cx1="http://schemas.microsoft.com/office/drawing/2015/9/8/chartex" xmlns:cx2="http://schemas.microsoft.com/office/drawing/2015/10/21/chartex" xmlns:cx3="http://schemas.microsoft.com/office/drawing/2016/5/9/chartex" xmlns:cx4="http://schemas.microsoft.com/office/drawing/2016/5/10/chartex" xmlns:cx5="http://schemas.microsoft.com/office/drawing/2016/5/11/chartex" xmlns:cx6="http://schemas.microsoft.com/office/drawing/2016/5/12/chartex" xmlns:cx7="http://schemas.microsoft.com/office/drawing/2016/5/13/chartex" xmlns:cx8="http://schemas.microsoft.com/office/drawing/2016/5/14/chartex" xmlns:mc="http://schemas.openxmlformats.org/markup-compatibility/2006" xmlns:aink="http://schemas.microsoft.com/office/drawing/2016/ink" xmlns:am3d="http://schemas.microsoft.com/office/drawing/2017/model3d" xmlns:o="urn:schemas-microsoft-com:office:office" xmlns:r="http://schemas.openxmlformats.org/officeDocument/2006/relationships" xmlns:m="http://schemas.openxmlformats.org/officeDocument/2006/math" xmlns:v="urn:schemas-microsoft-com:vml" xmlns:wp14="http://schemas.microsoft.com/office/word/2010/wordprocessingDrawing" xmlns:wp="http://schemas.openxmlformats.org/drawingml/2006/wordprocessingDrawing" xmlns:w10="urn:schemas-microsoft-com:office:word" xmlns:w="http://schemas.openxmlformats.org/wordprocessingml/2006/main" xmlns:w14="http://schemas.microsoft.com/office/word/2010/wordml" xmlns:w15="http://schemas.microsoft.com/office/word/2012/wordml" xmlns:w16cex="http://schemas.microsoft.com/office/word/2018/wordml/cex" xmlns:w16cid="http://schemas.microsoft.com/office/word/2016/wordml/cid" xmlns:w16="http://schemas.microsoft.com/office/word/2018/wordml" xmlns:w16sdtdh="http://schemas.microsoft.com/office/word/2020/wordml/sdtdatahash" xmlns:w16se="http://schemas.microsoft.com/office/word/2015/wordml/symex" xmlns:wpg="http://schemas.microsoft.com/office/word/2010/wordprocessingGroup" xmlns:wpi="http://schemas.microsoft.com/office/word/2010/wordprocessingInk" xmlns:wne="http://schemas.microsoft.com/office/word/2006/wordml" xmlns:wps="http://schemas.microsoft.com/office/word/2010/wordprocessingShape" mc:Ignorable="w14 w15 w16se w16cid w16 w16cex w16sdtdh wp14">
   <w:footnote w:type="separator" w:id="-1">
     <w:p>
       <w:r>
@@ -2531,7 +2762,7 @@
 </file>
 
 <file path=word/numbering.xml><?xml version="1.0" encoding="utf-8"?>
-<w:numbering xmlns:wpc="http://schemas.microsoft.com/office/word/2010/wordprocessingCanvas" xmlns:cx="http://schemas.microsoft.com/office/drawing/2014/chartex" xmlns:cx1="http://schemas.microsoft.com/office/drawing/2015/9/8/chartex" xmlns:cx2="http://schemas.microsoft.com/office/drawing/2015/10/21/chartex" xmlns:cx3="http://schemas.microsoft.com/office/drawing/2016/5/9/chartex" xmlns:cx4="http://schemas.microsoft.com/office/drawing/2016/5/10/chartex" xmlns:cx5="http://schemas.microsoft.com/office/drawing/2016/5/11/chartex" xmlns:cx6="http://schemas.microsoft.com/office/drawing/2016/5/12/chartex" xmlns:cx7="http://schemas.microsoft.com/office/drawing/2016/5/13/chartex" xmlns:cx8="http://schemas.microsoft.com/office/drawing/2016/5/14/chartex" xmlns:mc="http://schemas.openxmlformats.org/markup-compatibility/2006" xmlns:aink="http://schemas.microsoft.com/office/drawing/2016/ink" xmlns:am3d="http://schemas.microsoft.com/office/drawing/2017/model3d" xmlns:o="urn:schemas-microsoft-com:office:office" xmlns:oel="http://schemas.microsoft.com/office/2019/extlst" xmlns:r="http://schemas.openxmlformats.org/officeDocument/2006/relationships" xmlns:m="http://schemas.openxmlformats.org/officeDocument/2006/math" xmlns:v="urn:schemas-microsoft-com:vml" xmlns:wp14="http://schemas.microsoft.com/office/word/2010/wordprocessingDrawing" xmlns:wp="http://schemas.openxmlformats.org/drawingml/2006/wordprocessingDrawing" xmlns:w10="urn:schemas-microsoft-com:office:word" xmlns:w="http://schemas.openxmlformats.org/wordprocessingml/2006/main" xmlns:w14="http://schemas.microsoft.com/office/word/2010/wordml" xmlns:w15="http://schemas.microsoft.com/office/word/2012/wordml" xmlns:w16cex="http://schemas.microsoft.com/office/word/2018/wordml/cex" xmlns:w16cid="http://schemas.microsoft.com/office/word/2016/wordml/cid" xmlns:w16="http://schemas.microsoft.com/office/word/2018/wordml" xmlns:w16sdtdh="http://schemas.microsoft.com/office/word/2020/wordml/sdtdatahash" xmlns:w16se="http://schemas.microsoft.com/office/word/2015/wordml/symex" xmlns:wpg="http://schemas.microsoft.com/office/word/2010/wordprocessingGroup" xmlns:wpi="http://schemas.microsoft.com/office/word/2010/wordprocessingInk" xmlns:wne="http://schemas.microsoft.com/office/word/2006/wordml" xmlns:wps="http://schemas.microsoft.com/office/word/2010/wordprocessingShape" mc:Ignorable="w14 w15 w16se w16cid w16 w16cex w16sdtdh wp14">
+<w:numbering xmlns:wpc="http://schemas.microsoft.com/office/word/2010/wordprocessingCanvas" xmlns:cx="http://schemas.microsoft.com/office/drawing/2014/chartex" xmlns:cx1="http://schemas.microsoft.com/office/drawing/2015/9/8/chartex" xmlns:cx2="http://schemas.microsoft.com/office/drawing/2015/10/21/chartex" xmlns:cx3="http://schemas.microsoft.com/office/drawing/2016/5/9/chartex" xmlns:cx4="http://schemas.microsoft.com/office/drawing/2016/5/10/chartex" xmlns:cx5="http://schemas.microsoft.com/office/drawing/2016/5/11/chartex" xmlns:cx6="http://schemas.microsoft.com/office/drawing/2016/5/12/chartex" xmlns:cx7="http://schemas.microsoft.com/office/drawing/2016/5/13/chartex" xmlns:cx8="http://schemas.microsoft.com/office/drawing/2016/5/14/chartex" xmlns:mc="http://schemas.openxmlformats.org/markup-compatibility/2006" xmlns:aink="http://schemas.microsoft.com/office/drawing/2016/ink" xmlns:am3d="http://schemas.microsoft.com/office/drawing/2017/model3d" xmlns:o="urn:schemas-microsoft-com:office:office" xmlns:r="http://schemas.openxmlformats.org/officeDocument/2006/relationships" xmlns:m="http://schemas.openxmlformats.org/officeDocument/2006/math" xmlns:v="urn:schemas-microsoft-com:vml" xmlns:wp14="http://schemas.microsoft.com/office/word/2010/wordprocessingDrawing" xmlns:wp="http://schemas.openxmlformats.org/drawingml/2006/wordprocessingDrawing" xmlns:w10="urn:schemas-microsoft-com:office:word" xmlns:w="http://schemas.openxmlformats.org/wordprocessingml/2006/main" xmlns:w14="http://schemas.microsoft.com/office/word/2010/wordml" xmlns:w15="http://schemas.microsoft.com/office/word/2012/wordml" xmlns:w16cex="http://schemas.microsoft.com/office/word/2018/wordml/cex" xmlns:w16cid="http://schemas.microsoft.com/office/word/2016/wordml/cid" xmlns:w16="http://schemas.microsoft.com/office/word/2018/wordml" xmlns:w16sdtdh="http://schemas.microsoft.com/office/word/2020/wordml/sdtdatahash" xmlns:w16se="http://schemas.microsoft.com/office/word/2015/wordml/symex" xmlns:wpg="http://schemas.microsoft.com/office/word/2010/wordprocessingGroup" xmlns:wpi="http://schemas.microsoft.com/office/word/2010/wordprocessingInk" xmlns:wne="http://schemas.microsoft.com/office/word/2006/wordml" xmlns:wps="http://schemas.microsoft.com/office/word/2010/wordprocessingShape" mc:Ignorable="w14 w15 w16se w16cid w16 w16cex w16sdtdh wp14">
   <w:abstractNum w:abstractNumId="0" w15:restartNumberingAfterBreak="0">
     <w:nsid w:val="2ACC1233"/>
     <w:multiLevelType w:val="hybridMultilevel"/>
@@ -3221,25 +3452,25 @@
       </w:pPr>
     </w:lvl>
   </w:abstractNum>
-  <w:num w:numId="1" w16cid:durableId="2053532923">
+  <w:num w:numId="1">
     <w:abstractNumId w:val="4"/>
   </w:num>
-  <w:num w:numId="2" w16cid:durableId="843128524">
+  <w:num w:numId="2">
     <w:abstractNumId w:val="0"/>
   </w:num>
-  <w:num w:numId="3" w16cid:durableId="1259555639">
+  <w:num w:numId="3">
     <w:abstractNumId w:val="3"/>
   </w:num>
-  <w:num w:numId="4" w16cid:durableId="366368239">
+  <w:num w:numId="4">
     <w:abstractNumId w:val="1"/>
   </w:num>
-  <w:num w:numId="5" w16cid:durableId="141823122">
+  <w:num w:numId="5">
     <w:abstractNumId w:val="5"/>
   </w:num>
-  <w:num w:numId="6" w16cid:durableId="26103062">
+  <w:num w:numId="6">
     <w:abstractNumId w:val="2"/>
   </w:num>
-  <w:num w:numId="7" w16cid:durableId="541400431">
+  <w:num w:numId="7">
     <w:abstractNumId w:val="6"/>
   </w:num>
 </w:numbering>
@@ -3578,6 +3809,7 @@
   <w:style w:type="character" w:default="1" w:styleId="a0">
     <w:name w:val="Default Paragraph Font"/>
     <w:uiPriority w:val="1"/>
+    <w:semiHidden/>
     <w:unhideWhenUsed/>
   </w:style>
   <w:style w:type="table" w:default="1" w:styleId="a1">

--- a/КИСП/ЛР12_ЛаврешинКИСП.docx
+++ b/КИСП/ЛР12_ЛаврешинКИСП.docx
@@ -1,6 +1,6 @@
 
 <file path=word/document.xml><?xml version="1.0" encoding="utf-8"?>
-<w:document xmlns:wpc="http://schemas.microsoft.com/office/word/2010/wordprocessingCanvas" xmlns:cx="http://schemas.microsoft.com/office/drawing/2014/chartex" xmlns:cx1="http://schemas.microsoft.com/office/drawing/2015/9/8/chartex" xmlns:cx2="http://schemas.microsoft.com/office/drawing/2015/10/21/chartex" xmlns:cx3="http://schemas.microsoft.com/office/drawing/2016/5/9/chartex" xmlns:cx4="http://schemas.microsoft.com/office/drawing/2016/5/10/chartex" xmlns:cx5="http://schemas.microsoft.com/office/drawing/2016/5/11/chartex" xmlns:cx6="http://schemas.microsoft.com/office/drawing/2016/5/12/chartex" xmlns:cx7="http://schemas.microsoft.com/office/drawing/2016/5/13/chartex" xmlns:cx8="http://schemas.microsoft.com/office/drawing/2016/5/14/chartex" xmlns:mc="http://schemas.openxmlformats.org/markup-compatibility/2006" xmlns:aink="http://schemas.microsoft.com/office/drawing/2016/ink" xmlns:am3d="http://schemas.microsoft.com/office/drawing/2017/model3d" xmlns:o="urn:schemas-microsoft-com:office:office" xmlns:r="http://schemas.openxmlformats.org/officeDocument/2006/relationships" xmlns:m="http://schemas.openxmlformats.org/officeDocument/2006/math" xmlns:v="urn:schemas-microsoft-com:vml" xmlns:wp14="http://schemas.microsoft.com/office/word/2010/wordprocessingDrawing" xmlns:wp="http://schemas.openxmlformats.org/drawingml/2006/wordprocessingDrawing" xmlns:w10="urn:schemas-microsoft-com:office:word" xmlns:w="http://schemas.openxmlformats.org/wordprocessingml/2006/main" xmlns:w14="http://schemas.microsoft.com/office/word/2010/wordml" xmlns:w15="http://schemas.microsoft.com/office/word/2012/wordml" xmlns:w16cex="http://schemas.microsoft.com/office/word/2018/wordml/cex" xmlns:w16cid="http://schemas.microsoft.com/office/word/2016/wordml/cid" xmlns:w16="http://schemas.microsoft.com/office/word/2018/wordml" xmlns:w16sdtdh="http://schemas.microsoft.com/office/word/2020/wordml/sdtdatahash" xmlns:w16se="http://schemas.microsoft.com/office/word/2015/wordml/symex" xmlns:wpg="http://schemas.microsoft.com/office/word/2010/wordprocessingGroup" xmlns:wpi="http://schemas.microsoft.com/office/word/2010/wordprocessingInk" xmlns:wne="http://schemas.microsoft.com/office/word/2006/wordml" xmlns:wps="http://schemas.microsoft.com/office/word/2010/wordprocessingShape" mc:Ignorable="w14 w15 w16se w16cid w16 w16cex w16sdtdh wp14">
+<w:document xmlns:wpc="http://schemas.microsoft.com/office/word/2010/wordprocessingCanvas" xmlns:cx="http://schemas.microsoft.com/office/drawing/2014/chartex" xmlns:cx1="http://schemas.microsoft.com/office/drawing/2015/9/8/chartex" xmlns:cx2="http://schemas.microsoft.com/office/drawing/2015/10/21/chartex" xmlns:cx3="http://schemas.microsoft.com/office/drawing/2016/5/9/chartex" xmlns:cx4="http://schemas.microsoft.com/office/drawing/2016/5/10/chartex" xmlns:cx5="http://schemas.microsoft.com/office/drawing/2016/5/11/chartex" xmlns:cx6="http://schemas.microsoft.com/office/drawing/2016/5/12/chartex" xmlns:cx7="http://schemas.microsoft.com/office/drawing/2016/5/13/chartex" xmlns:cx8="http://schemas.microsoft.com/office/drawing/2016/5/14/chartex" xmlns:mc="http://schemas.openxmlformats.org/markup-compatibility/2006" xmlns:aink="http://schemas.microsoft.com/office/drawing/2016/ink" xmlns:am3d="http://schemas.microsoft.com/office/drawing/2017/model3d" xmlns:o="urn:schemas-microsoft-com:office:office" xmlns:oel="http://schemas.microsoft.com/office/2019/extlst" xmlns:r="http://schemas.openxmlformats.org/officeDocument/2006/relationships" xmlns:m="http://schemas.openxmlformats.org/officeDocument/2006/math" xmlns:v="urn:schemas-microsoft-com:vml" xmlns:wp14="http://schemas.microsoft.com/office/word/2010/wordprocessingDrawing" xmlns:wp="http://schemas.openxmlformats.org/drawingml/2006/wordprocessingDrawing" xmlns:w10="urn:schemas-microsoft-com:office:word" xmlns:w="http://schemas.openxmlformats.org/wordprocessingml/2006/main" xmlns:w14="http://schemas.microsoft.com/office/word/2010/wordml" xmlns:w15="http://schemas.microsoft.com/office/word/2012/wordml" xmlns:w16cex="http://schemas.microsoft.com/office/word/2018/wordml/cex" xmlns:w16cid="http://schemas.microsoft.com/office/word/2016/wordml/cid" xmlns:w16="http://schemas.microsoft.com/office/word/2018/wordml" xmlns:w16sdtdh="http://schemas.microsoft.com/office/word/2020/wordml/sdtdatahash" xmlns:w16se="http://schemas.microsoft.com/office/word/2015/wordml/symex" xmlns:wpg="http://schemas.microsoft.com/office/word/2010/wordprocessingGroup" xmlns:wpi="http://schemas.microsoft.com/office/word/2010/wordprocessingInk" xmlns:wne="http://schemas.microsoft.com/office/word/2006/wordml" xmlns:wps="http://schemas.microsoft.com/office/word/2010/wordprocessingShape" mc:Ignorable="w14 w15 w16se w16cid w16 w16cex w16sdtdh wp14">
   <w:body>
     <w:p>
       <w:pPr>
@@ -238,8 +238,16 @@
               <w:rPr>
                 <w:rFonts w:ascii="Times New Roman" w:hAnsi="Times New Roman" w:cs="Times New Roman"/>
               </w:rPr>
-              <w:t>доцент, канд</w:t>
-            </w:r>
+              <w:t xml:space="preserve">доцент, </w:t>
+            </w:r>
+            <w:proofErr w:type="spellStart"/>
+            <w:r>
+              <w:rPr>
+                <w:rFonts w:ascii="Times New Roman" w:hAnsi="Times New Roman" w:cs="Times New Roman"/>
+              </w:rPr>
+              <w:t>канд</w:t>
+            </w:r>
+            <w:proofErr w:type="spellEnd"/>
             <w:r>
               <w:rPr>
                 <w:rFonts w:ascii="Times New Roman" w:hAnsi="Times New Roman" w:cs="Times New Roman"/>
@@ -1533,63 +1541,7 @@
           <w:sz w:val="28"/>
           <w:szCs w:val="28"/>
         </w:rPr>
-        <w:t>Для первого задания на необходимо было реализовать алгоритм расчета премий, учитывая невыходы и прогулы. Результат</w:t>
-      </w:r>
-      <w:r>
-        <w:rPr>
-          <w:color w:val="000000"/>
-          <w:sz w:val="28"/>
-          <w:szCs w:val="28"/>
-        </w:rPr>
-        <w:t>ы</w:t>
-      </w:r>
-      <w:r>
-        <w:rPr>
-          <w:color w:val="000000"/>
-          <w:sz w:val="28"/>
-          <w:szCs w:val="28"/>
-        </w:rPr>
-        <w:t xml:space="preserve"> показан</w:t>
-      </w:r>
-      <w:r>
-        <w:rPr>
-          <w:color w:val="000000"/>
-          <w:sz w:val="28"/>
-          <w:szCs w:val="28"/>
-        </w:rPr>
-        <w:t>ы</w:t>
-      </w:r>
-      <w:r>
-        <w:rPr>
-          <w:color w:val="000000"/>
-          <w:sz w:val="28"/>
-          <w:szCs w:val="28"/>
-        </w:rPr>
-        <w:t xml:space="preserve"> на рисунк</w:t>
-      </w:r>
-      <w:r>
-        <w:rPr>
-          <w:color w:val="000000"/>
-          <w:sz w:val="28"/>
-          <w:szCs w:val="28"/>
-        </w:rPr>
-        <w:t xml:space="preserve">ах </w:t>
-      </w:r>
-      <w:r>
-        <w:rPr>
-          <w:color w:val="000000"/>
-          <w:sz w:val="28"/>
-          <w:szCs w:val="28"/>
-        </w:rPr>
-        <w:t>1</w:t>
-      </w:r>
-      <w:r>
-        <w:rPr>
-          <w:color w:val="000000"/>
-          <w:sz w:val="28"/>
-          <w:szCs w:val="28"/>
-        </w:rPr>
-        <w:t xml:space="preserve"> – 2</w:t>
+        <w:t>В рамках первого задания требовалось разработать логику начисления премий с учётом пропущенных рабочих дней и прогулов. Итоговые данные можно увидеть на рисунках 1 и 2</w:t>
       </w:r>
       <w:r>
         <w:rPr>
@@ -1615,13 +1567,14 @@
       </w:pPr>
       <w:r>
         <w:rPr>
+          <w:noProof/>
           <w:sz w:val="28"/>
           <w:szCs w:val="28"/>
         </w:rPr>
         <w:drawing>
-          <wp:inline distT="0" distB="0" distL="0" distR="0" wp14:anchorId="4674D30E" wp14:editId="56DA6474">
-            <wp:extent cx="4815364" cy="2586038"/>
-            <wp:effectExtent l="0" t="0" r="4445" b="5080"/>
+          <wp:inline distT="0" distB="0" distL="0" distR="0" wp14:anchorId="4674D30E" wp14:editId="5CCF842A">
+            <wp:extent cx="4963102" cy="2665379"/>
+            <wp:effectExtent l="0" t="0" r="9525" b="1905"/>
             <wp:docPr id="2" name="Рисунок 2"/>
             <wp:cNvGraphicFramePr>
               <a:graphicFrameLocks xmlns:a="http://schemas.openxmlformats.org/drawingml/2006/main" noChangeAspect="1"/>
@@ -1642,7 +1595,7 @@
                   <pic:spPr>
                     <a:xfrm>
                       <a:off x="0" y="0"/>
-                      <a:ext cx="4832862" cy="2595435"/>
+                      <a:ext cx="4986315" cy="2677845"/>
                     </a:xfrm>
                     <a:prstGeom prst="rect">
                       <a:avLst/>
@@ -1703,6 +1656,36 @@
         </w:rPr>
         <w:t xml:space="preserve"> </w:t>
       </w:r>
+      <w:r>
+        <w:rPr>
+          <w:sz w:val="28"/>
+          <w:szCs w:val="28"/>
+          <w:lang w:val="en-US"/>
+        </w:rPr>
+        <w:t>“</w:t>
+      </w:r>
+      <w:r>
+        <w:rPr>
+          <w:sz w:val="28"/>
+          <w:szCs w:val="28"/>
+        </w:rPr>
+        <w:t>Расчет премии</w:t>
+      </w:r>
+      <w:r>
+        <w:rPr>
+          <w:sz w:val="28"/>
+          <w:szCs w:val="28"/>
+          <w:lang w:val="en-US"/>
+        </w:rPr>
+        <w:t>”</w:t>
+      </w:r>
+      <w:r>
+        <w:rPr>
+          <w:sz w:val="28"/>
+          <w:szCs w:val="28"/>
+        </w:rPr>
+        <w:t xml:space="preserve"> часть 1</w:t>
+      </w:r>
     </w:p>
     <w:p>
       <w:pPr>
@@ -1719,12 +1702,13 @@
       </w:pPr>
       <w:r>
         <w:rPr>
+          <w:noProof/>
           <w:sz w:val="28"/>
           <w:szCs w:val="28"/>
         </w:rPr>
         <w:drawing>
-          <wp:inline distT="0" distB="0" distL="0" distR="0" wp14:anchorId="43F97600" wp14:editId="67974CEF">
-            <wp:extent cx="4783138" cy="1890247"/>
+          <wp:inline distT="0" distB="0" distL="0" distR="0" wp14:anchorId="43F97600" wp14:editId="75B2A2FD">
+            <wp:extent cx="5070724" cy="2003898"/>
             <wp:effectExtent l="0" t="0" r="0" b="0"/>
             <wp:docPr id="9" name="Рисунок 9"/>
             <wp:cNvGraphicFramePr>
@@ -1746,7 +1730,7 @@
                   <pic:spPr>
                     <a:xfrm>
                       <a:off x="0" y="0"/>
-                      <a:ext cx="4792880" cy="1894097"/>
+                      <a:ext cx="5086854" cy="2010273"/>
                     </a:xfrm>
                     <a:prstGeom prst="rect">
                       <a:avLst/>
@@ -1790,7 +1774,6 @@
         <w:rPr>
           <w:sz w:val="28"/>
           <w:szCs w:val="28"/>
-          <w:lang w:val="en-US"/>
         </w:rPr>
         <w:t>2</w:t>
       </w:r>
@@ -1807,6 +1790,41 @@
           <w:szCs w:val="28"/>
         </w:rPr>
         <w:t xml:space="preserve"> </w:t>
+      </w:r>
+      <w:r>
+        <w:rPr>
+          <w:sz w:val="28"/>
+          <w:szCs w:val="28"/>
+        </w:rPr>
+        <w:t>“</w:t>
+      </w:r>
+      <w:r>
+        <w:rPr>
+          <w:sz w:val="28"/>
+          <w:szCs w:val="28"/>
+        </w:rPr>
+        <w:t>Расчет премии</w:t>
+      </w:r>
+      <w:r>
+        <w:rPr>
+          <w:sz w:val="28"/>
+          <w:szCs w:val="28"/>
+        </w:rPr>
+        <w:t>”</w:t>
+      </w:r>
+      <w:r>
+        <w:rPr>
+          <w:sz w:val="28"/>
+          <w:szCs w:val="28"/>
+        </w:rPr>
+        <w:t xml:space="preserve"> часть </w:t>
+      </w:r>
+      <w:r>
+        <w:rPr>
+          <w:sz w:val="28"/>
+          <w:szCs w:val="28"/>
+        </w:rPr>
+        <w:t>2</w:t>
       </w:r>
     </w:p>
     <w:p>
@@ -1830,16 +1848,7 @@
           <w:sz w:val="28"/>
           <w:szCs w:val="28"/>
         </w:rPr>
-        <w:t xml:space="preserve">После был изменен план видов расчета начисления – теперь расчет зависит от периода действия для начислений. Результат показан на рисунке </w:t>
-      </w:r>
-      <w:r>
-        <w:rPr>
-          <w:color w:val="000000"/>
-          <w:sz w:val="28"/>
-          <w:szCs w:val="28"/>
-          <w:lang w:val="en-US"/>
-        </w:rPr>
-        <w:t>3</w:t>
+        <w:t>Далее скорректировали план видов расчёта для начислений — теперь вычисление сумм привязано к сроку действия самого начисления. Полученный итог приведён на рисунке 3</w:t>
       </w:r>
       <w:r>
         <w:rPr>
@@ -1865,13 +1874,15 @@
       </w:pPr>
       <w:r>
         <w:rPr>
-          <w:sz w:val="28"/>
-          <w:szCs w:val="28"/>
-        </w:rPr>
+          <w:noProof/>
+          <w:sz w:val="28"/>
+          <w:szCs w:val="28"/>
+        </w:rPr>
+        <w:lastRenderedPageBreak/>
         <w:drawing>
-          <wp:inline distT="0" distB="0" distL="0" distR="0" wp14:anchorId="3612993C" wp14:editId="0350E687">
-            <wp:extent cx="4421188" cy="1625750"/>
-            <wp:effectExtent l="0" t="0" r="0" b="0"/>
+          <wp:inline distT="0" distB="0" distL="0" distR="0" wp14:anchorId="3612993C" wp14:editId="6A18D4E1">
+            <wp:extent cx="4021029" cy="1478604"/>
+            <wp:effectExtent l="0" t="0" r="0" b="7620"/>
             <wp:docPr id="10" name="Рисунок 10"/>
             <wp:cNvGraphicFramePr>
               <a:graphicFrameLocks xmlns:a="http://schemas.openxmlformats.org/drawingml/2006/main" noChangeAspect="1"/>
@@ -1892,7 +1903,7 @@
                   <pic:spPr>
                     <a:xfrm>
                       <a:off x="0" y="0"/>
-                      <a:ext cx="4431496" cy="1629540"/>
+                      <a:ext cx="4044653" cy="1487291"/>
                     </a:xfrm>
                     <a:prstGeom prst="rect">
                       <a:avLst/>
@@ -1936,7 +1947,6 @@
         <w:rPr>
           <w:sz w:val="28"/>
           <w:szCs w:val="28"/>
-          <w:lang w:val="en-US"/>
         </w:rPr>
         <w:t>3</w:t>
       </w:r>
@@ -1953,6 +1963,34 @@
           <w:szCs w:val="28"/>
         </w:rPr>
         <w:t xml:space="preserve"> </w:t>
+      </w:r>
+      <w:r>
+        <w:rPr>
+          <w:sz w:val="28"/>
+          <w:szCs w:val="28"/>
+        </w:rPr>
+        <w:t xml:space="preserve">План видов расчета </w:t>
+      </w:r>
+      <w:r>
+        <w:rPr>
+          <w:sz w:val="28"/>
+          <w:szCs w:val="28"/>
+        </w:rPr>
+        <w:t>“</w:t>
+      </w:r>
+      <w:r>
+        <w:rPr>
+          <w:sz w:val="28"/>
+          <w:szCs w:val="28"/>
+        </w:rPr>
+        <w:t>Начисления</w:t>
+      </w:r>
+      <w:r>
+        <w:rPr>
+          <w:sz w:val="28"/>
+          <w:szCs w:val="28"/>
+        </w:rPr>
+        <w:t>”</w:t>
       </w:r>
     </w:p>
     <w:p>
@@ -1976,16 +2014,7 @@
           <w:sz w:val="28"/>
           <w:szCs w:val="28"/>
         </w:rPr>
-        <w:lastRenderedPageBreak/>
-        <w:t xml:space="preserve">Для настройки расчета были созданы и изменены предопределённые виды расчета. Результат показан на рисунке </w:t>
-      </w:r>
-      <w:r>
-        <w:rPr>
-          <w:color w:val="000000"/>
-          <w:sz w:val="28"/>
-          <w:szCs w:val="28"/>
-        </w:rPr>
-        <w:t>4</w:t>
+        <w:t>Для корректной настройки процесса расчёта часть предопределённых видов расчёта создали заново, а часть — отредактировали. Результат этих действий отражён на рисунке 4</w:t>
       </w:r>
       <w:r>
         <w:rPr>
@@ -2011,13 +2040,14 @@
       </w:pPr>
       <w:r>
         <w:rPr>
+          <w:noProof/>
           <w:sz w:val="28"/>
           <w:szCs w:val="28"/>
         </w:rPr>
         <w:drawing>
-          <wp:inline distT="0" distB="0" distL="0" distR="0" wp14:anchorId="086B376F" wp14:editId="340EA6D6">
-            <wp:extent cx="4359275" cy="2183598"/>
-            <wp:effectExtent l="0" t="0" r="3175" b="7620"/>
+          <wp:inline distT="0" distB="0" distL="0" distR="0" wp14:anchorId="086B376F" wp14:editId="0C55F652">
+            <wp:extent cx="3403947" cy="1705066"/>
+            <wp:effectExtent l="0" t="0" r="6350" b="0"/>
             <wp:docPr id="12" name="Рисунок 12"/>
             <wp:cNvGraphicFramePr>
               <a:graphicFrameLocks xmlns:a="http://schemas.openxmlformats.org/drawingml/2006/main" noChangeAspect="1"/>
@@ -2038,7 +2068,7 @@
                   <pic:spPr>
                     <a:xfrm>
                       <a:off x="0" y="0"/>
-                      <a:ext cx="4365591" cy="2186762"/>
+                      <a:ext cx="3423520" cy="1714870"/>
                     </a:xfrm>
                     <a:prstGeom prst="rect">
                       <a:avLst/>
@@ -2099,6 +2129,34 @@
         </w:rPr>
         <w:t xml:space="preserve"> </w:t>
       </w:r>
+      <w:r>
+        <w:rPr>
+          <w:sz w:val="28"/>
+          <w:szCs w:val="28"/>
+        </w:rPr>
+        <w:t xml:space="preserve">Предопределенные виды </w:t>
+      </w:r>
+      <w:r>
+        <w:rPr>
+          <w:sz w:val="28"/>
+          <w:szCs w:val="28"/>
+        </w:rPr>
+        <w:t>“</w:t>
+      </w:r>
+      <w:r>
+        <w:rPr>
+          <w:sz w:val="28"/>
+          <w:szCs w:val="28"/>
+        </w:rPr>
+        <w:t>Начисления</w:t>
+      </w:r>
+      <w:r>
+        <w:rPr>
+          <w:sz w:val="28"/>
+          <w:szCs w:val="28"/>
+        </w:rPr>
+        <w:t>”</w:t>
+      </w:r>
     </w:p>
     <w:p>
       <w:pPr>
@@ -2121,15 +2179,7 @@
           <w:sz w:val="28"/>
           <w:szCs w:val="28"/>
         </w:rPr>
-        <w:t xml:space="preserve">Следующим этапом стало тестирование, поставим невыход на две рабочие недели. Результат показан на рисунке </w:t>
-      </w:r>
-      <w:r>
-        <w:rPr>
-          <w:color w:val="000000"/>
-          <w:sz w:val="28"/>
-          <w:szCs w:val="28"/>
-        </w:rPr>
-        <w:t>5</w:t>
+        <w:t>Следующим шагом провели проверку: добавили невыход на работу продолжительностью две рабочие недели. Как это повлияло на расчёты — показано на рисунке 5</w:t>
       </w:r>
       <w:r>
         <w:rPr>
@@ -2155,13 +2205,14 @@
       </w:pPr>
       <w:r>
         <w:rPr>
+          <w:noProof/>
           <w:sz w:val="28"/>
           <w:szCs w:val="28"/>
         </w:rPr>
         <w:drawing>
-          <wp:inline distT="0" distB="0" distL="0" distR="0" wp14:anchorId="7799BF0A" wp14:editId="4AFD2CC5">
-            <wp:extent cx="5940425" cy="797560"/>
-            <wp:effectExtent l="0" t="0" r="3175" b="2540"/>
+          <wp:inline distT="0" distB="0" distL="0" distR="0" wp14:anchorId="7799BF0A" wp14:editId="47DDC3F1">
+            <wp:extent cx="5330758" cy="715706"/>
+            <wp:effectExtent l="0" t="0" r="3810" b="8255"/>
             <wp:docPr id="13" name="Рисунок 13"/>
             <wp:cNvGraphicFramePr>
               <a:graphicFrameLocks xmlns:a="http://schemas.openxmlformats.org/drawingml/2006/main" noChangeAspect="1"/>
@@ -2182,7 +2233,7 @@
                   <pic:spPr>
                     <a:xfrm>
                       <a:off x="0" y="0"/>
-                      <a:ext cx="5940425" cy="797560"/>
+                      <a:ext cx="5346284" cy="717790"/>
                     </a:xfrm>
                     <a:prstGeom prst="rect">
                       <a:avLst/>
@@ -2243,6 +2294,34 @@
         </w:rPr>
         <w:t xml:space="preserve"> </w:t>
       </w:r>
+      <w:r>
+        <w:rPr>
+          <w:sz w:val="28"/>
+          <w:szCs w:val="28"/>
+        </w:rPr>
+        <w:t xml:space="preserve">Документ </w:t>
+      </w:r>
+      <w:r>
+        <w:rPr>
+          <w:sz w:val="28"/>
+          <w:szCs w:val="28"/>
+        </w:rPr>
+        <w:t>“</w:t>
+      </w:r>
+      <w:r>
+        <w:rPr>
+          <w:sz w:val="28"/>
+          <w:szCs w:val="28"/>
+        </w:rPr>
+        <w:t>Невыход сотрудника</w:t>
+      </w:r>
+      <w:r>
+        <w:rPr>
+          <w:sz w:val="28"/>
+          <w:szCs w:val="28"/>
+        </w:rPr>
+        <w:t>”</w:t>
+      </w:r>
     </w:p>
     <w:p>
       <w:pPr>
@@ -2263,49 +2342,23 @@
           <w:sz w:val="28"/>
           <w:szCs w:val="28"/>
         </w:rPr>
-        <w:t>В</w:t>
-      </w:r>
-      <w:r>
-        <w:rPr>
-          <w:sz w:val="28"/>
-          <w:szCs w:val="28"/>
-        </w:rPr>
-        <w:t xml:space="preserve">ыдадим зарплату </w:t>
-      </w:r>
-      <w:r>
-        <w:rPr>
-          <w:sz w:val="28"/>
-          <w:szCs w:val="28"/>
-        </w:rPr>
-        <w:t>Валеньтеву</w:t>
-      </w:r>
-      <w:r>
-        <w:rPr>
-          <w:sz w:val="28"/>
-          <w:szCs w:val="28"/>
-        </w:rPr>
-        <w:t xml:space="preserve"> за месяц,</w:t>
-      </w:r>
-      <w:r>
-        <w:rPr>
-          <w:sz w:val="28"/>
-          <w:szCs w:val="28"/>
-        </w:rPr>
-        <w:t xml:space="preserve"> р</w:t>
-      </w:r>
-      <w:r>
-        <w:rPr>
-          <w:sz w:val="28"/>
-          <w:szCs w:val="28"/>
-        </w:rPr>
-        <w:t xml:space="preserve">езультат показан на рисунке </w:t>
-      </w:r>
-      <w:r>
-        <w:rPr>
-          <w:sz w:val="28"/>
-          <w:szCs w:val="28"/>
-        </w:rPr>
-        <w:t>6</w:t>
+        <w:t xml:space="preserve">Затем начислили заработную плату сотруднику </w:t>
+      </w:r>
+      <w:proofErr w:type="spellStart"/>
+      <w:r>
+        <w:rPr>
+          <w:sz w:val="28"/>
+          <w:szCs w:val="28"/>
+        </w:rPr>
+        <w:t>Валентьеву</w:t>
+      </w:r>
+      <w:proofErr w:type="spellEnd"/>
+      <w:r>
+        <w:rPr>
+          <w:sz w:val="28"/>
+          <w:szCs w:val="28"/>
+        </w:rPr>
+        <w:t xml:space="preserve"> за полный месяц. Итоговая сумма и детали расчёта представлены на рисунке 6</w:t>
       </w:r>
       <w:r>
         <w:rPr>
@@ -2330,13 +2383,14 @@
       </w:pPr>
       <w:r>
         <w:rPr>
+          <w:noProof/>
           <w:sz w:val="28"/>
           <w:szCs w:val="28"/>
         </w:rPr>
         <w:drawing>
-          <wp:inline distT="0" distB="0" distL="0" distR="0" wp14:anchorId="11A73C6F" wp14:editId="3327E342">
-            <wp:extent cx="5940425" cy="1015365"/>
-            <wp:effectExtent l="0" t="0" r="3175" b="0"/>
+          <wp:inline distT="0" distB="0" distL="0" distR="0" wp14:anchorId="11A73C6F" wp14:editId="14A742EB">
+            <wp:extent cx="5194570" cy="887880"/>
+            <wp:effectExtent l="0" t="0" r="6350" b="7620"/>
             <wp:docPr id="14" name="Рисунок 14"/>
             <wp:cNvGraphicFramePr>
               <a:graphicFrameLocks xmlns:a="http://schemas.openxmlformats.org/drawingml/2006/main" noChangeAspect="1"/>
@@ -2357,7 +2411,7 @@
                   <pic:spPr>
                     <a:xfrm>
                       <a:off x="0" y="0"/>
-                      <a:ext cx="5940425" cy="1015365"/>
+                      <a:ext cx="5212300" cy="890911"/>
                     </a:xfrm>
                     <a:prstGeom prst="rect">
                       <a:avLst/>
@@ -2417,6 +2471,43 @@
           <w:szCs w:val="28"/>
         </w:rPr>
         <w:t xml:space="preserve"> </w:t>
+      </w:r>
+      <w:r>
+        <w:rPr>
+          <w:sz w:val="28"/>
+          <w:szCs w:val="28"/>
+        </w:rPr>
+        <w:t>Начисление</w:t>
+      </w:r>
+      <w:r>
+        <w:rPr>
+          <w:sz w:val="28"/>
+          <w:szCs w:val="28"/>
+        </w:rPr>
+        <w:t xml:space="preserve"> </w:t>
+      </w:r>
+      <w:r>
+        <w:rPr>
+          <w:sz w:val="28"/>
+          <w:szCs w:val="28"/>
+          <w:lang w:val="en-US"/>
+        </w:rPr>
+        <w:t>“</w:t>
+      </w:r>
+      <w:r>
+        <w:rPr>
+          <w:sz w:val="28"/>
+          <w:szCs w:val="28"/>
+        </w:rPr>
+        <w:t>Заработная плата</w:t>
+      </w:r>
+      <w:r>
+        <w:rPr>
+          <w:sz w:val="28"/>
+          <w:szCs w:val="28"/>
+          <w:lang w:val="en-US"/>
+        </w:rPr>
+        <w:t>”</w:t>
       </w:r>
     </w:p>
     <w:sectPr>
@@ -2434,7 +2525,7 @@
 </file>
 
 <file path=word/endnotes.xml><?xml version="1.0" encoding="utf-8"?>
-<w:endnotes xmlns:wpc="http://schemas.microsoft.com/office/word/2010/wordprocessingCanvas" xmlns:cx="http://schemas.microsoft.com/office/drawing/2014/chartex" xmlns:cx1="http://schemas.microsoft.com/office/drawing/2015/9/8/chartex" xmlns:cx2="http://schemas.microsoft.com/office/drawing/2015/10/21/chartex" xmlns:cx3="http://schemas.microsoft.com/office/drawing/2016/5/9/chartex" xmlns:cx4="http://schemas.microsoft.com/office/drawing/2016/5/10/chartex" xmlns:cx5="http://schemas.microsoft.com/office/drawing/2016/5/11/chartex" xmlns:cx6="http://schemas.microsoft.com/office/drawing/2016/5/12/chartex" xmlns:cx7="http://schemas.microsoft.com/office/drawing/2016/5/13/chartex" xmlns:cx8="http://schemas.microsoft.com/office/drawing/2016/5/14/chartex" xmlns:mc="http://schemas.openxmlformats.org/markup-compatibility/2006" xmlns:aink="http://schemas.microsoft.com/office/drawing/2016/ink" xmlns:am3d="http://schemas.microsoft.com/office/drawing/2017/model3d" xmlns:o="urn:schemas-microsoft-com:office:office" xmlns:r="http://schemas.openxmlformats.org/officeDocument/2006/relationships" xmlns:m="http://schemas.openxmlformats.org/officeDocument/2006/math" xmlns:v="urn:schemas-microsoft-com:vml" xmlns:wp14="http://schemas.microsoft.com/office/word/2010/wordprocessingDrawing" xmlns:wp="http://schemas.openxmlformats.org/drawingml/2006/wordprocessingDrawing" xmlns:w10="urn:schemas-microsoft-com:office:word" xmlns:w="http://schemas.openxmlformats.org/wordprocessingml/2006/main" xmlns:w14="http://schemas.microsoft.com/office/word/2010/wordml" xmlns:w15="http://schemas.microsoft.com/office/word/2012/wordml" xmlns:w16cex="http://schemas.microsoft.com/office/word/2018/wordml/cex" xmlns:w16cid="http://schemas.microsoft.com/office/word/2016/wordml/cid" xmlns:w16="http://schemas.microsoft.com/office/word/2018/wordml" xmlns:w16sdtdh="http://schemas.microsoft.com/office/word/2020/wordml/sdtdatahash" xmlns:w16se="http://schemas.microsoft.com/office/word/2015/wordml/symex" xmlns:wpg="http://schemas.microsoft.com/office/word/2010/wordprocessingGroup" xmlns:wpi="http://schemas.microsoft.com/office/word/2010/wordprocessingInk" xmlns:wne="http://schemas.microsoft.com/office/word/2006/wordml" xmlns:wps="http://schemas.microsoft.com/office/word/2010/wordprocessingShape" mc:Ignorable="w14 w15 w16se w16cid w16 w16cex w16sdtdh wp14">
+<w:endnotes xmlns:wpc="http://schemas.microsoft.com/office/word/2010/wordprocessingCanvas" xmlns:cx="http://schemas.microsoft.com/office/drawing/2014/chartex" xmlns:cx1="http://schemas.microsoft.com/office/drawing/2015/9/8/chartex" xmlns:cx2="http://schemas.microsoft.com/office/drawing/2015/10/21/chartex" xmlns:cx3="http://schemas.microsoft.com/office/drawing/2016/5/9/chartex" xmlns:cx4="http://schemas.microsoft.com/office/drawing/2016/5/10/chartex" xmlns:cx5="http://schemas.microsoft.com/office/drawing/2016/5/11/chartex" xmlns:cx6="http://schemas.microsoft.com/office/drawing/2016/5/12/chartex" xmlns:cx7="http://schemas.microsoft.com/office/drawing/2016/5/13/chartex" xmlns:cx8="http://schemas.microsoft.com/office/drawing/2016/5/14/chartex" xmlns:mc="http://schemas.openxmlformats.org/markup-compatibility/2006" xmlns:aink="http://schemas.microsoft.com/office/drawing/2016/ink" xmlns:am3d="http://schemas.microsoft.com/office/drawing/2017/model3d" xmlns:o="urn:schemas-microsoft-com:office:office" xmlns:oel="http://schemas.microsoft.com/office/2019/extlst" xmlns:r="http://schemas.openxmlformats.org/officeDocument/2006/relationships" xmlns:m="http://schemas.openxmlformats.org/officeDocument/2006/math" xmlns:v="urn:schemas-microsoft-com:vml" xmlns:wp14="http://schemas.microsoft.com/office/word/2010/wordprocessingDrawing" xmlns:wp="http://schemas.openxmlformats.org/drawingml/2006/wordprocessingDrawing" xmlns:w10="urn:schemas-microsoft-com:office:word" xmlns:w="http://schemas.openxmlformats.org/wordprocessingml/2006/main" xmlns:w14="http://schemas.microsoft.com/office/word/2010/wordml" xmlns:w15="http://schemas.microsoft.com/office/word/2012/wordml" xmlns:w16cex="http://schemas.microsoft.com/office/word/2018/wordml/cex" xmlns:w16cid="http://schemas.microsoft.com/office/word/2016/wordml/cid" xmlns:w16="http://schemas.microsoft.com/office/word/2018/wordml" xmlns:w16sdtdh="http://schemas.microsoft.com/office/word/2020/wordml/sdtdatahash" xmlns:w16se="http://schemas.microsoft.com/office/word/2015/wordml/symex" xmlns:wpg="http://schemas.microsoft.com/office/word/2010/wordprocessingGroup" xmlns:wpi="http://schemas.microsoft.com/office/word/2010/wordprocessingInk" xmlns:wne="http://schemas.microsoft.com/office/word/2006/wordml" xmlns:wps="http://schemas.microsoft.com/office/word/2010/wordprocessingShape" mc:Ignorable="w14 w15 w16se w16cid w16 w16cex w16sdtdh wp14">
   <w:endnote w:type="separator" w:id="-1">
     <w:p>
       <w:r>
@@ -2453,7 +2544,7 @@
 </file>
 
 <file path=word/footer1.xml><?xml version="1.0" encoding="utf-8"?>
-<w:ftr xmlns:wpc="http://schemas.microsoft.com/office/word/2010/wordprocessingCanvas" xmlns:cx="http://schemas.microsoft.com/office/drawing/2014/chartex" xmlns:cx1="http://schemas.microsoft.com/office/drawing/2015/9/8/chartex" xmlns:cx2="http://schemas.microsoft.com/office/drawing/2015/10/21/chartex" xmlns:cx3="http://schemas.microsoft.com/office/drawing/2016/5/9/chartex" xmlns:cx4="http://schemas.microsoft.com/office/drawing/2016/5/10/chartex" xmlns:cx5="http://schemas.microsoft.com/office/drawing/2016/5/11/chartex" xmlns:cx6="http://schemas.microsoft.com/office/drawing/2016/5/12/chartex" xmlns:cx7="http://schemas.microsoft.com/office/drawing/2016/5/13/chartex" xmlns:cx8="http://schemas.microsoft.com/office/drawing/2016/5/14/chartex" xmlns:mc="http://schemas.openxmlformats.org/markup-compatibility/2006" xmlns:aink="http://schemas.microsoft.com/office/drawing/2016/ink" xmlns:am3d="http://schemas.microsoft.com/office/drawing/2017/model3d" xmlns:o="urn:schemas-microsoft-com:office:office" xmlns:r="http://schemas.openxmlformats.org/officeDocument/2006/relationships" xmlns:m="http://schemas.openxmlformats.org/officeDocument/2006/math" xmlns:v="urn:schemas-microsoft-com:vml" xmlns:wp14="http://schemas.microsoft.com/office/word/2010/wordprocessingDrawing" xmlns:wp="http://schemas.openxmlformats.org/drawingml/2006/wordprocessingDrawing" xmlns:w10="urn:schemas-microsoft-com:office:word" xmlns:w="http://schemas.openxmlformats.org/wordprocessingml/2006/main" xmlns:w14="http://schemas.microsoft.com/office/word/2010/wordml" xmlns:w15="http://schemas.microsoft.com/office/word/2012/wordml" xmlns:w16cex="http://schemas.microsoft.com/office/word/2018/wordml/cex" xmlns:w16cid="http://schemas.microsoft.com/office/word/2016/wordml/cid" xmlns:w16="http://schemas.microsoft.com/office/word/2018/wordml" xmlns:w16sdtdh="http://schemas.microsoft.com/office/word/2020/wordml/sdtdatahash" xmlns:w16se="http://schemas.microsoft.com/office/word/2015/wordml/symex" xmlns:wpg="http://schemas.microsoft.com/office/word/2010/wordprocessingGroup" xmlns:wpi="http://schemas.microsoft.com/office/word/2010/wordprocessingInk" xmlns:wne="http://schemas.microsoft.com/office/word/2006/wordml" xmlns:wps="http://schemas.microsoft.com/office/word/2010/wordprocessingShape" mc:Ignorable="w14 w15 w16se w16cid w16 w16cex w16sdtdh wp14">
+<w:ftr xmlns:wpc="http://schemas.microsoft.com/office/word/2010/wordprocessingCanvas" xmlns:cx="http://schemas.microsoft.com/office/drawing/2014/chartex" xmlns:cx1="http://schemas.microsoft.com/office/drawing/2015/9/8/chartex" xmlns:cx2="http://schemas.microsoft.com/office/drawing/2015/10/21/chartex" xmlns:cx3="http://schemas.microsoft.com/office/drawing/2016/5/9/chartex" xmlns:cx4="http://schemas.microsoft.com/office/drawing/2016/5/10/chartex" xmlns:cx5="http://schemas.microsoft.com/office/drawing/2016/5/11/chartex" xmlns:cx6="http://schemas.microsoft.com/office/drawing/2016/5/12/chartex" xmlns:cx7="http://schemas.microsoft.com/office/drawing/2016/5/13/chartex" xmlns:cx8="http://schemas.microsoft.com/office/drawing/2016/5/14/chartex" xmlns:mc="http://schemas.openxmlformats.org/markup-compatibility/2006" xmlns:aink="http://schemas.microsoft.com/office/drawing/2016/ink" xmlns:am3d="http://schemas.microsoft.com/office/drawing/2017/model3d" xmlns:o="urn:schemas-microsoft-com:office:office" xmlns:oel="http://schemas.microsoft.com/office/2019/extlst" xmlns:r="http://schemas.openxmlformats.org/officeDocument/2006/relationships" xmlns:m="http://schemas.openxmlformats.org/officeDocument/2006/math" xmlns:v="urn:schemas-microsoft-com:vml" xmlns:wp14="http://schemas.microsoft.com/office/word/2010/wordprocessingDrawing" xmlns:wp="http://schemas.openxmlformats.org/drawingml/2006/wordprocessingDrawing" xmlns:w10="urn:schemas-microsoft-com:office:word" xmlns:w="http://schemas.openxmlformats.org/wordprocessingml/2006/main" xmlns:w14="http://schemas.microsoft.com/office/word/2010/wordml" xmlns:w15="http://schemas.microsoft.com/office/word/2012/wordml" xmlns:w16cex="http://schemas.microsoft.com/office/word/2018/wordml/cex" xmlns:w16cid="http://schemas.microsoft.com/office/word/2016/wordml/cid" xmlns:w16="http://schemas.microsoft.com/office/word/2018/wordml" xmlns:w16sdtdh="http://schemas.microsoft.com/office/word/2020/wordml/sdtdatahash" xmlns:w16se="http://schemas.microsoft.com/office/word/2015/wordml/symex" xmlns:wpg="http://schemas.microsoft.com/office/word/2010/wordprocessingGroup" xmlns:wpi="http://schemas.microsoft.com/office/word/2010/wordprocessingInk" xmlns:wne="http://schemas.microsoft.com/office/word/2006/wordml" xmlns:wps="http://schemas.microsoft.com/office/word/2010/wordprocessingShape" mc:Ignorable="w14 w15 w16se w16cid w16 w16cex w16sdtdh wp14">
   <w:p>
     <w:pPr>
       <w:pStyle w:val="a3"/>
@@ -2556,7 +2647,7 @@
               <v:stroke joinstyle="miter"/>
               <v:path gradientshapeok="t" o:connecttype="rect"/>
             </v:shapetype>
-            <v:shape id="Textbox 1" o:spid="_x0000_s1026" type="#_x0000_t202" style="position:absolute;margin-left:310.55pt;margin-top:793.75pt;width:18.05pt;height:13.05pt;z-index:-251657216;visibility:visible;mso-wrap-style:square;mso-wrap-distance-left:0;mso-wrap-distance-top:0;mso-wrap-distance-right:0;mso-wrap-distance-bottom:0;mso-position-horizontal:absolute;mso-position-horizontal-relative:page;mso-position-vertical:absolute;mso-position-vertical-relative:page;v-text-anchor:top" o:gfxdata="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" filled="f" stroked="f">
+            <v:shape id="Textbox 1" o:spid="_x0000_s1026" type="#_x0000_t202" style="position:absolute;margin-left:310.55pt;margin-top:793.75pt;width:18.05pt;height:13.05pt;z-index:-251657216;visibility:visible;mso-wrap-style:square;mso-wrap-distance-left:0;mso-wrap-distance-top:0;mso-wrap-distance-right:0;mso-wrap-distance-bottom:0;mso-position-horizontal:absolute;mso-position-horizontal-relative:page;mso-position-vertical:absolute;mso-position-vertical-relative:page;v-text-anchor:top" o:gfxdata="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" filled="f" stroked="f">
               <v:textbox inset="0,0,0,0">
                 <w:txbxContent>
                   <w:p>
@@ -2616,7 +2707,7 @@
 </file>
 
 <file path=word/footer2.xml><?xml version="1.0" encoding="utf-8"?>
-<w:ftr xmlns:wpc="http://schemas.microsoft.com/office/word/2010/wordprocessingCanvas" xmlns:cx="http://schemas.microsoft.com/office/drawing/2014/chartex" xmlns:cx1="http://schemas.microsoft.com/office/drawing/2015/9/8/chartex" xmlns:cx2="http://schemas.microsoft.com/office/drawing/2015/10/21/chartex" xmlns:cx3="http://schemas.microsoft.com/office/drawing/2016/5/9/chartex" xmlns:cx4="http://schemas.microsoft.com/office/drawing/2016/5/10/chartex" xmlns:cx5="http://schemas.microsoft.com/office/drawing/2016/5/11/chartex" xmlns:cx6="http://schemas.microsoft.com/office/drawing/2016/5/12/chartex" xmlns:cx7="http://schemas.microsoft.com/office/drawing/2016/5/13/chartex" xmlns:cx8="http://schemas.microsoft.com/office/drawing/2016/5/14/chartex" xmlns:mc="http://schemas.openxmlformats.org/markup-compatibility/2006" xmlns:aink="http://schemas.microsoft.com/office/drawing/2016/ink" xmlns:am3d="http://schemas.microsoft.com/office/drawing/2017/model3d" xmlns:o="urn:schemas-microsoft-com:office:office" xmlns:r="http://schemas.openxmlformats.org/officeDocument/2006/relationships" xmlns:m="http://schemas.openxmlformats.org/officeDocument/2006/math" xmlns:v="urn:schemas-microsoft-com:vml" xmlns:wp14="http://schemas.microsoft.com/office/word/2010/wordprocessingDrawing" xmlns:wp="http://schemas.openxmlformats.org/drawingml/2006/wordprocessingDrawing" xmlns:w10="urn:schemas-microsoft-com:office:word" xmlns:w="http://schemas.openxmlformats.org/wordprocessingml/2006/main" xmlns:w14="http://schemas.microsoft.com/office/word/2010/wordml" xmlns:w15="http://schemas.microsoft.com/office/word/2012/wordml" xmlns:w16cex="http://schemas.microsoft.com/office/word/2018/wordml/cex" xmlns:w16cid="http://schemas.microsoft.com/office/word/2016/wordml/cid" xmlns:w16="http://schemas.microsoft.com/office/word/2018/wordml" xmlns:w16sdtdh="http://schemas.microsoft.com/office/word/2020/wordml/sdtdatahash" xmlns:w16se="http://schemas.microsoft.com/office/word/2015/wordml/symex" xmlns:wpg="http://schemas.microsoft.com/office/word/2010/wordprocessingGroup" xmlns:wpi="http://schemas.microsoft.com/office/word/2010/wordprocessingInk" xmlns:wne="http://schemas.microsoft.com/office/word/2006/wordml" xmlns:wps="http://schemas.microsoft.com/office/word/2010/wordprocessingShape" mc:Ignorable="w14 w15 w16se w16cid w16 w16cex w16sdtdh wp14">
+<w:ftr xmlns:wpc="http://schemas.microsoft.com/office/word/2010/wordprocessingCanvas" xmlns:cx="http://schemas.microsoft.com/office/drawing/2014/chartex" xmlns:cx1="http://schemas.microsoft.com/office/drawing/2015/9/8/chartex" xmlns:cx2="http://schemas.microsoft.com/office/drawing/2015/10/21/chartex" xmlns:cx3="http://schemas.microsoft.com/office/drawing/2016/5/9/chartex" xmlns:cx4="http://schemas.microsoft.com/office/drawing/2016/5/10/chartex" xmlns:cx5="http://schemas.microsoft.com/office/drawing/2016/5/11/chartex" xmlns:cx6="http://schemas.microsoft.com/office/drawing/2016/5/12/chartex" xmlns:cx7="http://schemas.microsoft.com/office/drawing/2016/5/13/chartex" xmlns:cx8="http://schemas.microsoft.com/office/drawing/2016/5/14/chartex" xmlns:mc="http://schemas.openxmlformats.org/markup-compatibility/2006" xmlns:aink="http://schemas.microsoft.com/office/drawing/2016/ink" xmlns:am3d="http://schemas.microsoft.com/office/drawing/2017/model3d" xmlns:o="urn:schemas-microsoft-com:office:office" xmlns:oel="http://schemas.microsoft.com/office/2019/extlst" xmlns:r="http://schemas.openxmlformats.org/officeDocument/2006/relationships" xmlns:m="http://schemas.openxmlformats.org/officeDocument/2006/math" xmlns:v="urn:schemas-microsoft-com:vml" xmlns:wp14="http://schemas.microsoft.com/office/word/2010/wordprocessingDrawing" xmlns:wp="http://schemas.openxmlformats.org/drawingml/2006/wordprocessingDrawing" xmlns:w10="urn:schemas-microsoft-com:office:word" xmlns:w="http://schemas.openxmlformats.org/wordprocessingml/2006/main" xmlns:w14="http://schemas.microsoft.com/office/word/2010/wordml" xmlns:w15="http://schemas.microsoft.com/office/word/2012/wordml" xmlns:w16cex="http://schemas.microsoft.com/office/word/2018/wordml/cex" xmlns:w16cid="http://schemas.microsoft.com/office/word/2016/wordml/cid" xmlns:w16="http://schemas.microsoft.com/office/word/2018/wordml" xmlns:w16sdtdh="http://schemas.microsoft.com/office/word/2020/wordml/sdtdatahash" xmlns:w16se="http://schemas.microsoft.com/office/word/2015/wordml/symex" xmlns:wpg="http://schemas.microsoft.com/office/word/2010/wordprocessingGroup" xmlns:wpi="http://schemas.microsoft.com/office/word/2010/wordprocessingInk" xmlns:wne="http://schemas.microsoft.com/office/word/2006/wordml" xmlns:wps="http://schemas.microsoft.com/office/word/2010/wordprocessingShape" mc:Ignorable="w14 w15 w16se w16cid w16 w16cex w16sdtdh wp14">
   <w:sdt>
     <w:sdtPr>
       <w:rPr>
@@ -2628,11 +2719,6 @@
         <w:docPartUnique/>
       </w:docPartObj>
     </w:sdtPr>
-    <w:sdtEndPr>
-      <w:rPr>
-        <w:rStyle w:val="a4"/>
-      </w:rPr>
-    </w:sdtEndPr>
     <w:sdtContent>
       <w:p>
         <w:pPr>
@@ -2673,7 +2759,7 @@
 </file>
 
 <file path=word/footer3.xml><?xml version="1.0" encoding="utf-8"?>
-<w:ftr xmlns:wpc="http://schemas.microsoft.com/office/word/2010/wordprocessingCanvas" xmlns:cx="http://schemas.microsoft.com/office/drawing/2014/chartex" xmlns:cx1="http://schemas.microsoft.com/office/drawing/2015/9/8/chartex" xmlns:cx2="http://schemas.microsoft.com/office/drawing/2015/10/21/chartex" xmlns:cx3="http://schemas.microsoft.com/office/drawing/2016/5/9/chartex" xmlns:cx4="http://schemas.microsoft.com/office/drawing/2016/5/10/chartex" xmlns:cx5="http://schemas.microsoft.com/office/drawing/2016/5/11/chartex" xmlns:cx6="http://schemas.microsoft.com/office/drawing/2016/5/12/chartex" xmlns:cx7="http://schemas.microsoft.com/office/drawing/2016/5/13/chartex" xmlns:cx8="http://schemas.microsoft.com/office/drawing/2016/5/14/chartex" xmlns:mc="http://schemas.openxmlformats.org/markup-compatibility/2006" xmlns:aink="http://schemas.microsoft.com/office/drawing/2016/ink" xmlns:am3d="http://schemas.microsoft.com/office/drawing/2017/model3d" xmlns:o="urn:schemas-microsoft-com:office:office" xmlns:r="http://schemas.openxmlformats.org/officeDocument/2006/relationships" xmlns:m="http://schemas.openxmlformats.org/officeDocument/2006/math" xmlns:v="urn:schemas-microsoft-com:vml" xmlns:wp14="http://schemas.microsoft.com/office/word/2010/wordprocessingDrawing" xmlns:wp="http://schemas.openxmlformats.org/drawingml/2006/wordprocessingDrawing" xmlns:w10="urn:schemas-microsoft-com:office:word" xmlns:w="http://schemas.openxmlformats.org/wordprocessingml/2006/main" xmlns:w14="http://schemas.microsoft.com/office/word/2010/wordml" xmlns:w15="http://schemas.microsoft.com/office/word/2012/wordml" xmlns:w16cex="http://schemas.microsoft.com/office/word/2018/wordml/cex" xmlns:w16cid="http://schemas.microsoft.com/office/word/2016/wordml/cid" xmlns:w16="http://schemas.microsoft.com/office/word/2018/wordml" xmlns:w16sdtdh="http://schemas.microsoft.com/office/word/2020/wordml/sdtdatahash" xmlns:w16se="http://schemas.microsoft.com/office/word/2015/wordml/symex" xmlns:wpg="http://schemas.microsoft.com/office/word/2010/wordprocessingGroup" xmlns:wpi="http://schemas.microsoft.com/office/word/2010/wordprocessingInk" xmlns:wne="http://schemas.microsoft.com/office/word/2006/wordml" xmlns:wps="http://schemas.microsoft.com/office/word/2010/wordprocessingShape" mc:Ignorable="w14 w15 w16se w16cid w16 w16cex w16sdtdh wp14">
+<w:ftr xmlns:wpc="http://schemas.microsoft.com/office/word/2010/wordprocessingCanvas" xmlns:cx="http://schemas.microsoft.com/office/drawing/2014/chartex" xmlns:cx1="http://schemas.microsoft.com/office/drawing/2015/9/8/chartex" xmlns:cx2="http://schemas.microsoft.com/office/drawing/2015/10/21/chartex" xmlns:cx3="http://schemas.microsoft.com/office/drawing/2016/5/9/chartex" xmlns:cx4="http://schemas.microsoft.com/office/drawing/2016/5/10/chartex" xmlns:cx5="http://schemas.microsoft.com/office/drawing/2016/5/11/chartex" xmlns:cx6="http://schemas.microsoft.com/office/drawing/2016/5/12/chartex" xmlns:cx7="http://schemas.microsoft.com/office/drawing/2016/5/13/chartex" xmlns:cx8="http://schemas.microsoft.com/office/drawing/2016/5/14/chartex" xmlns:mc="http://schemas.openxmlformats.org/markup-compatibility/2006" xmlns:aink="http://schemas.microsoft.com/office/drawing/2016/ink" xmlns:am3d="http://schemas.microsoft.com/office/drawing/2017/model3d" xmlns:o="urn:schemas-microsoft-com:office:office" xmlns:oel="http://schemas.microsoft.com/office/2019/extlst" xmlns:r="http://schemas.openxmlformats.org/officeDocument/2006/relationships" xmlns:m="http://schemas.openxmlformats.org/officeDocument/2006/math" xmlns:v="urn:schemas-microsoft-com:vml" xmlns:wp14="http://schemas.microsoft.com/office/word/2010/wordprocessingDrawing" xmlns:wp="http://schemas.openxmlformats.org/drawingml/2006/wordprocessingDrawing" xmlns:w10="urn:schemas-microsoft-com:office:word" xmlns:w="http://schemas.openxmlformats.org/wordprocessingml/2006/main" xmlns:w14="http://schemas.microsoft.com/office/word/2010/wordml" xmlns:w15="http://schemas.microsoft.com/office/word/2012/wordml" xmlns:w16cex="http://schemas.microsoft.com/office/word/2018/wordml/cex" xmlns:w16cid="http://schemas.microsoft.com/office/word/2016/wordml/cid" xmlns:w16="http://schemas.microsoft.com/office/word/2018/wordml" xmlns:w16sdtdh="http://schemas.microsoft.com/office/word/2020/wordml/sdtdatahash" xmlns:w16se="http://schemas.microsoft.com/office/word/2015/wordml/symex" xmlns:wpg="http://schemas.microsoft.com/office/word/2010/wordprocessingGroup" xmlns:wpi="http://schemas.microsoft.com/office/word/2010/wordprocessingInk" xmlns:wne="http://schemas.microsoft.com/office/word/2006/wordml" xmlns:wps="http://schemas.microsoft.com/office/word/2010/wordprocessingShape" mc:Ignorable="w14 w15 w16se w16cid w16 w16cex w16sdtdh wp14">
   <w:sdt>
     <w:sdtPr>
       <w:rPr>
@@ -2685,11 +2771,6 @@
         <w:docPartUnique/>
       </w:docPartObj>
     </w:sdtPr>
-    <w:sdtEndPr>
-      <w:rPr>
-        <w:rStyle w:val="a4"/>
-      </w:rPr>
-    </w:sdtEndPr>
     <w:sdtContent>
       <w:p>
         <w:pPr>
@@ -2743,7 +2824,7 @@
 </file>
 
 <file path=word/footnotes.xml><?xml version="1.0" encoding="utf-8"?>
-<w:footnotes xmlns:wpc="http://schemas.microsoft.com/office/word/2010/wordprocessingCanvas" xmlns:cx="http://schemas.microsoft.com/office/drawing/2014/chartex" xmlns:cx1="http://schemas.microsoft.com/office/drawing/2015/9/8/chartex" xmlns:cx2="http://schemas.microsoft.com/office/drawing/2015/10/21/chartex" xmlns:cx3="http://schemas.microsoft.com/office/drawing/2016/5/9/chartex" xmlns:cx4="http://schemas.microsoft.com/office/drawing/2016/5/10/chartex" xmlns:cx5="http://schemas.microsoft.com/office/drawing/2016/5/11/chartex" xmlns:cx6="http://schemas.microsoft.com/office/drawing/2016/5/12/chartex" xmlns:cx7="http://schemas.microsoft.com/office/drawing/2016/5/13/chartex" xmlns:cx8="http://schemas.microsoft.com/office/drawing/2016/5/14/chartex" xmlns:mc="http://schemas.openxmlformats.org/markup-compatibility/2006" xmlns:aink="http://schemas.microsoft.com/office/drawing/2016/ink" xmlns:am3d="http://schemas.microsoft.com/office/drawing/2017/model3d" xmlns:o="urn:schemas-microsoft-com:office:office" xmlns:r="http://schemas.openxmlformats.org/officeDocument/2006/relationships" xmlns:m="http://schemas.openxmlformats.org/officeDocument/2006/math" xmlns:v="urn:schemas-microsoft-com:vml" xmlns:wp14="http://schemas.microsoft.com/office/word/2010/wordprocessingDrawing" xmlns:wp="http://schemas.openxmlformats.org/drawingml/2006/wordprocessingDrawing" xmlns:w10="urn:schemas-microsoft-com:office:word" xmlns:w="http://schemas.openxmlformats.org/wordprocessingml/2006/main" xmlns:w14="http://schemas.microsoft.com/office/word/2010/wordml" xmlns:w15="http://schemas.microsoft.com/office/word/2012/wordml" xmlns:w16cex="http://schemas.microsoft.com/office/word/2018/wordml/cex" xmlns:w16cid="http://schemas.microsoft.com/office/word/2016/wordml/cid" xmlns:w16="http://schemas.microsoft.com/office/word/2018/wordml" xmlns:w16sdtdh="http://schemas.microsoft.com/office/word/2020/wordml/sdtdatahash" xmlns:w16se="http://schemas.microsoft.com/office/word/2015/wordml/symex" xmlns:wpg="http://schemas.microsoft.com/office/word/2010/wordprocessingGroup" xmlns:wpi="http://schemas.microsoft.com/office/word/2010/wordprocessingInk" xmlns:wne="http://schemas.microsoft.com/office/word/2006/wordml" xmlns:wps="http://schemas.microsoft.com/office/word/2010/wordprocessingShape" mc:Ignorable="w14 w15 w16se w16cid w16 w16cex w16sdtdh wp14">
+<w:footnotes xmlns:wpc="http://schemas.microsoft.com/office/word/2010/wordprocessingCanvas" xmlns:cx="http://schemas.microsoft.com/office/drawing/2014/chartex" xmlns:cx1="http://schemas.microsoft.com/office/drawing/2015/9/8/chartex" xmlns:cx2="http://schemas.microsoft.com/office/drawing/2015/10/21/chartex" xmlns:cx3="http://schemas.microsoft.com/office/drawing/2016/5/9/chartex" xmlns:cx4="http://schemas.microsoft.com/office/drawing/2016/5/10/chartex" xmlns:cx5="http://schemas.microsoft.com/office/drawing/2016/5/11/chartex" xmlns:cx6="http://schemas.microsoft.com/office/drawing/2016/5/12/chartex" xmlns:cx7="http://schemas.microsoft.com/office/drawing/2016/5/13/chartex" xmlns:cx8="http://schemas.microsoft.com/office/drawing/2016/5/14/chartex" xmlns:mc="http://schemas.openxmlformats.org/markup-compatibility/2006" xmlns:aink="http://schemas.microsoft.com/office/drawing/2016/ink" xmlns:am3d="http://schemas.microsoft.com/office/drawing/2017/model3d" xmlns:o="urn:schemas-microsoft-com:office:office" xmlns:oel="http://schemas.microsoft.com/office/2019/extlst" xmlns:r="http://schemas.openxmlformats.org/officeDocument/2006/relationships" xmlns:m="http://schemas.openxmlformats.org/officeDocument/2006/math" xmlns:v="urn:schemas-microsoft-com:vml" xmlns:wp14="http://schemas.microsoft.com/office/word/2010/wordprocessingDrawing" xmlns:wp="http://schemas.openxmlformats.org/drawingml/2006/wordprocessingDrawing" xmlns:w10="urn:schemas-microsoft-com:office:word" xmlns:w="http://schemas.openxmlformats.org/wordprocessingml/2006/main" xmlns:w14="http://schemas.microsoft.com/office/word/2010/wordml" xmlns:w15="http://schemas.microsoft.com/office/word/2012/wordml" xmlns:w16cex="http://schemas.microsoft.com/office/word/2018/wordml/cex" xmlns:w16cid="http://schemas.microsoft.com/office/word/2016/wordml/cid" xmlns:w16="http://schemas.microsoft.com/office/word/2018/wordml" xmlns:w16sdtdh="http://schemas.microsoft.com/office/word/2020/wordml/sdtdatahash" xmlns:w16se="http://schemas.microsoft.com/office/word/2015/wordml/symex" xmlns:wpg="http://schemas.microsoft.com/office/word/2010/wordprocessingGroup" xmlns:wpi="http://schemas.microsoft.com/office/word/2010/wordprocessingInk" xmlns:wne="http://schemas.microsoft.com/office/word/2006/wordml" xmlns:wps="http://schemas.microsoft.com/office/word/2010/wordprocessingShape" mc:Ignorable="w14 w15 w16se w16cid w16 w16cex w16sdtdh wp14">
   <w:footnote w:type="separator" w:id="-1">
     <w:p>
       <w:r>
@@ -2762,7 +2843,7 @@
 </file>
 
 <file path=word/numbering.xml><?xml version="1.0" encoding="utf-8"?>
-<w:numbering xmlns:wpc="http://schemas.microsoft.com/office/word/2010/wordprocessingCanvas" xmlns:cx="http://schemas.microsoft.com/office/drawing/2014/chartex" xmlns:cx1="http://schemas.microsoft.com/office/drawing/2015/9/8/chartex" xmlns:cx2="http://schemas.microsoft.com/office/drawing/2015/10/21/chartex" xmlns:cx3="http://schemas.microsoft.com/office/drawing/2016/5/9/chartex" xmlns:cx4="http://schemas.microsoft.com/office/drawing/2016/5/10/chartex" xmlns:cx5="http://schemas.microsoft.com/office/drawing/2016/5/11/chartex" xmlns:cx6="http://schemas.microsoft.com/office/drawing/2016/5/12/chartex" xmlns:cx7="http://schemas.microsoft.com/office/drawing/2016/5/13/chartex" xmlns:cx8="http://schemas.microsoft.com/office/drawing/2016/5/14/chartex" xmlns:mc="http://schemas.openxmlformats.org/markup-compatibility/2006" xmlns:aink="http://schemas.microsoft.com/office/drawing/2016/ink" xmlns:am3d="http://schemas.microsoft.com/office/drawing/2017/model3d" xmlns:o="urn:schemas-microsoft-com:office:office" xmlns:r="http://schemas.openxmlformats.org/officeDocument/2006/relationships" xmlns:m="http://schemas.openxmlformats.org/officeDocument/2006/math" xmlns:v="urn:schemas-microsoft-com:vml" xmlns:wp14="http://schemas.microsoft.com/office/word/2010/wordprocessingDrawing" xmlns:wp="http://schemas.openxmlformats.org/drawingml/2006/wordprocessingDrawing" xmlns:w10="urn:schemas-microsoft-com:office:word" xmlns:w="http://schemas.openxmlformats.org/wordprocessingml/2006/main" xmlns:w14="http://schemas.microsoft.com/office/word/2010/wordml" xmlns:w15="http://schemas.microsoft.com/office/word/2012/wordml" xmlns:w16cex="http://schemas.microsoft.com/office/word/2018/wordml/cex" xmlns:w16cid="http://schemas.microsoft.com/office/word/2016/wordml/cid" xmlns:w16="http://schemas.microsoft.com/office/word/2018/wordml" xmlns:w16sdtdh="http://schemas.microsoft.com/office/word/2020/wordml/sdtdatahash" xmlns:w16se="http://schemas.microsoft.com/office/word/2015/wordml/symex" xmlns:wpg="http://schemas.microsoft.com/office/word/2010/wordprocessingGroup" xmlns:wpi="http://schemas.microsoft.com/office/word/2010/wordprocessingInk" xmlns:wne="http://schemas.microsoft.com/office/word/2006/wordml" xmlns:wps="http://schemas.microsoft.com/office/word/2010/wordprocessingShape" mc:Ignorable="w14 w15 w16se w16cid w16 w16cex w16sdtdh wp14">
+<w:numbering xmlns:wpc="http://schemas.microsoft.com/office/word/2010/wordprocessingCanvas" xmlns:cx="http://schemas.microsoft.com/office/drawing/2014/chartex" xmlns:cx1="http://schemas.microsoft.com/office/drawing/2015/9/8/chartex" xmlns:cx2="http://schemas.microsoft.com/office/drawing/2015/10/21/chartex" xmlns:cx3="http://schemas.microsoft.com/office/drawing/2016/5/9/chartex" xmlns:cx4="http://schemas.microsoft.com/office/drawing/2016/5/10/chartex" xmlns:cx5="http://schemas.microsoft.com/office/drawing/2016/5/11/chartex" xmlns:cx6="http://schemas.microsoft.com/office/drawing/2016/5/12/chartex" xmlns:cx7="http://schemas.microsoft.com/office/drawing/2016/5/13/chartex" xmlns:cx8="http://schemas.microsoft.com/office/drawing/2016/5/14/chartex" xmlns:mc="http://schemas.openxmlformats.org/markup-compatibility/2006" xmlns:aink="http://schemas.microsoft.com/office/drawing/2016/ink" xmlns:am3d="http://schemas.microsoft.com/office/drawing/2017/model3d" xmlns:o="urn:schemas-microsoft-com:office:office" xmlns:oel="http://schemas.microsoft.com/office/2019/extlst" xmlns:r="http://schemas.openxmlformats.org/officeDocument/2006/relationships" xmlns:m="http://schemas.openxmlformats.org/officeDocument/2006/math" xmlns:v="urn:schemas-microsoft-com:vml" xmlns:wp14="http://schemas.microsoft.com/office/word/2010/wordprocessingDrawing" xmlns:wp="http://schemas.openxmlformats.org/drawingml/2006/wordprocessingDrawing" xmlns:w10="urn:schemas-microsoft-com:office:word" xmlns:w="http://schemas.openxmlformats.org/wordprocessingml/2006/main" xmlns:w14="http://schemas.microsoft.com/office/word/2010/wordml" xmlns:w15="http://schemas.microsoft.com/office/word/2012/wordml" xmlns:w16cex="http://schemas.microsoft.com/office/word/2018/wordml/cex" xmlns:w16cid="http://schemas.microsoft.com/office/word/2016/wordml/cid" xmlns:w16="http://schemas.microsoft.com/office/word/2018/wordml" xmlns:w16sdtdh="http://schemas.microsoft.com/office/word/2020/wordml/sdtdatahash" xmlns:w16se="http://schemas.microsoft.com/office/word/2015/wordml/symex" xmlns:wpg="http://schemas.microsoft.com/office/word/2010/wordprocessingGroup" xmlns:wpi="http://schemas.microsoft.com/office/word/2010/wordprocessingInk" xmlns:wne="http://schemas.microsoft.com/office/word/2006/wordml" xmlns:wps="http://schemas.microsoft.com/office/word/2010/wordprocessingShape" mc:Ignorable="w14 w15 w16se w16cid w16 w16cex w16sdtdh wp14">
   <w:abstractNum w:abstractNumId="0" w15:restartNumberingAfterBreak="0">
     <w:nsid w:val="2ACC1233"/>
     <w:multiLevelType w:val="hybridMultilevel"/>
@@ -3452,25 +3533,25 @@
       </w:pPr>
     </w:lvl>
   </w:abstractNum>
-  <w:num w:numId="1">
+  <w:num w:numId="1" w16cid:durableId="1217859295">
     <w:abstractNumId w:val="4"/>
   </w:num>
-  <w:num w:numId="2">
+  <w:num w:numId="2" w16cid:durableId="1622951330">
     <w:abstractNumId w:val="0"/>
   </w:num>
-  <w:num w:numId="3">
+  <w:num w:numId="3" w16cid:durableId="1702633399">
     <w:abstractNumId w:val="3"/>
   </w:num>
-  <w:num w:numId="4">
+  <w:num w:numId="4" w16cid:durableId="1685783182">
     <w:abstractNumId w:val="1"/>
   </w:num>
-  <w:num w:numId="5">
+  <w:num w:numId="5" w16cid:durableId="1632899298">
     <w:abstractNumId w:val="5"/>
   </w:num>
-  <w:num w:numId="6">
+  <w:num w:numId="6" w16cid:durableId="1314456627">
     <w:abstractNumId w:val="2"/>
   </w:num>
-  <w:num w:numId="7">
+  <w:num w:numId="7" w16cid:durableId="2001035985">
     <w:abstractNumId w:val="6"/>
   </w:num>
 </w:numbering>
